--- a/ebook/output/Tema-95-giving-your-opinion-on-social.docx
+++ b/ebook/output/Tema-95-giving-your-opinion-on-social.docx
@@ -15,20 +15,104 @@
         </w:tblBorders>
       </w:tblPr>
       <w:tblGrid>
-        <w:gridCol w:w="9200"/>
+        <w:gridCol w:w="1200"/>
+        <w:gridCol w:w="8000"/>
       </w:tblGrid>
       <w:tr>
         <w:tc>
           <w:tcPr>
-            <w:tcW w:type="dxa" w:w="9200"/>
+            <w:tcW w:type="dxa" w:w="1200"/>
             <w:shd w:fill="1B3B57" w:val="clear"/>
             <w:tcMar>
-              <w:top w:type="dxa" w:w="300"/>
-              <w:left w:type="dxa" w:w="300"/>
-              <w:bottom w:type="dxa" w:w="300"/>
-              <w:right w:type="dxa" w:w="300"/>
-            </w:tcMar>
-          </w:tcPr>
+              <w:top w:type="dxa" w:w="260"/>
+              <w:left w:type="dxa" w:w="200"/>
+              <w:bottom w:type="dxa" w:w="260"/>
+              <w:right w:type="dxa" w:w="100"/>
+            </w:tcMar>
+            <w:vAlign w:val="center"/>
+          </w:tcPr>
+          <w:p>
+            <w:r>
+              <w:drawing>
+                <wp:inline distT="0" distB="0" distL="0" distR="0">
+                  <wp:extent cx="419100" cy="419100"/>
+                  <wp:effectExtent t="0" r="0" b="0" l="0"/>
+                  <wp:docPr id="1" name="" descr="" title=""/>
+                  <wp:cNvGraphicFramePr>
+                    <a:graphicFrameLocks xmlns:a="http://schemas.openxmlformats.org/drawingml/2006/main" noChangeAspect="1"/>
+                  </wp:cNvGraphicFramePr>
+                  <a:graphic xmlns:a="http://schemas.openxmlformats.org/drawingml/2006/main">
+                    <a:graphicData uri="http://schemas.openxmlformats.org/drawingml/2006/picture">
+                      <pic:pic xmlns:pic="http://schemas.openxmlformats.org/drawingml/2006/picture">
+                        <pic:nvPicPr>
+                          <pic:cNvPr id="0" name="" descr=""/>
+                          <pic:cNvPicPr>
+                            <a:picLocks noChangeAspect="1" noChangeArrowheads="1"/>
+                          </pic:cNvPicPr>
+                        </pic:nvPicPr>
+                        <pic:blipFill>
+                          <a:blip r:embed="rId9" cstate="none"/>
+                          <a:srcRect/>
+                          <a:stretch>
+                            <a:fillRect/>
+                          </a:stretch>
+                        </pic:blipFill>
+                        <pic:spPr bwMode="auto">
+                          <a:xfrm>
+                            <a:off x="0" y="0"/>
+                            <a:ext cx="419100" cy="419100"/>
+                          </a:xfrm>
+                          <a:prstGeom prst="rect">
+                            <a:avLst/>
+                          </a:prstGeom>
+                        </pic:spPr>
+                      </pic:pic>
+                    </a:graphicData>
+                  </a:graphic>
+                </wp:inline>
+              </w:drawing>
+            </w:r>
+          </w:p>
+        </w:tc>
+        <w:tc>
+          <w:tcPr>
+            <w:tcW w:type="dxa" w:w="8000"/>
+            <w:shd w:fill="1B3B57" w:val="clear"/>
+            <w:tcMar>
+              <w:top w:type="dxa" w:w="260"/>
+              <w:left w:type="dxa" w:w="100"/>
+              <w:bottom w:type="dxa" w:w="260"/>
+              <w:right w:type="dxa" w:w="260"/>
+            </w:tcMar>
+          </w:tcPr>
+          <w:p>
+            <w:pPr>
+              <w:spacing w:after="40"/>
+            </w:pPr>
+            <w:r>
+              <w:rPr>
+                <w:rFonts w:ascii="Calibri" w:cs="Calibri" w:eastAsia="Calibri" w:hAnsi="Calibri"/>
+                <w:b/>
+                <w:bCs/>
+                <w:color w:val="8fc4ec"/>
+                <w:sz w:val="18"/>
+                <w:szCs w:val="18"/>
+              </w:rPr>
+              <w:t xml:space="preserve">TEMA 95  ·  BLOCO 12  ·  VIDA SOCIAL E ATUALIDADES</w:t>
+            </w:r>
+            <w:r>
+              <w:rPr>
+                <w:rFonts w:ascii="Calibri" w:cs="Calibri" w:eastAsia="Calibri" w:hAnsi="Calibri"/>
+                <w:i/>
+                <w:iCs/>
+                <w:color w:val="5F87A3"/>
+                <w:sz w:val="14"/>
+                <w:szCs w:val="14"/>
+              </w:rPr>
+              <w:br/>
+              <w:t xml:space="preserve">THEME 95 · BLOCK 12 · SOCIAL LIFE AND CURRENT EVENTS</w:t>
+            </w:r>
+          </w:p>
           <w:p>
             <w:pPr>
               <w:spacing w:after="60"/>
@@ -38,25 +122,9 @@
                 <w:rFonts w:ascii="Calibri" w:cs="Calibri" w:eastAsia="Calibri" w:hAnsi="Calibri"/>
                 <w:b/>
                 <w:bCs/>
-                <w:color w:val="8fc4ec"/>
-                <w:sz w:val="20"/>
-                <w:szCs w:val="20"/>
-              </w:rPr>
-              <w:t xml:space="preserve">TEMA 95  ·  BLOCO 12 — VIDA SOCIAL E ATUALIDADES</w:t>
-            </w:r>
-          </w:p>
-          <w:p>
-            <w:pPr>
-              <w:spacing w:after="80"/>
-            </w:pPr>
-            <w:r>
-              <w:rPr>
-                <w:rFonts w:ascii="Calibri" w:cs="Calibri" w:eastAsia="Calibri" w:hAnsi="Calibri"/>
-                <w:b/>
-                <w:bCs/>
                 <w:color w:val="FFFFFF"/>
-                <w:sz w:val="40"/>
-                <w:szCs w:val="40"/>
+                <w:sz w:val="38"/>
+                <w:szCs w:val="38"/>
               </w:rPr>
               <w:t xml:space="preserve">Giving Your Opinion on Social Issues</w:t>
             </w:r>
@@ -68,8 +136,8 @@
                 <w:i/>
                 <w:iCs/>
                 <w:color w:val="C9D6E3"/>
-                <w:sz w:val="24"/>
-                <w:szCs w:val="24"/>
+                <w:sz w:val="22"/>
+                <w:szCs w:val="22"/>
               </w:rPr>
               <w:t xml:space="preserve">Dando sua opinião sobre questões sociais</w:t>
             </w:r>
@@ -79,7 +147,7 @@
     </w:tbl>
     <w:p>
       <w:pPr>
-        <w:spacing w:after="100" w:before="240"/>
+        <w:spacing w:after="80" w:before="180"/>
       </w:pPr>
       <w:r>
         <w:rPr>
@@ -87,8 +155,8 @@
           <w:b/>
           <w:bCs/>
           <w:color w:val="1B3B57"/>
-          <w:sz w:val="21"/>
-          <w:szCs w:val="21"/>
+          <w:sz w:val="20"/>
+          <w:szCs w:val="20"/>
         </w:rPr>
         <w:t xml:space="preserve">Tempo estimado: </w:t>
       </w:r>
@@ -96,15 +164,15 @@
         <w:rPr>
           <w:rFonts w:ascii="Calibri" w:cs="Calibri" w:eastAsia="Calibri" w:hAnsi="Calibri"/>
           <w:color w:val="444444"/>
-          <w:sz w:val="21"/>
-          <w:szCs w:val="21"/>
+          <w:sz w:val="20"/>
+          <w:szCs w:val="20"/>
         </w:rPr>
         <w:t xml:space="preserve">60–90 minutos, divididos ao longo da semana.</w:t>
       </w:r>
     </w:p>
     <w:p>
       <w:pPr>
-        <w:spacing w:after="160" w:line="300"/>
+        <w:spacing w:after="120" w:line="276"/>
       </w:pPr>
       <w:r>
         <w:rPr>
@@ -114,8 +182,8 @@
           <w:i w:val="false"/>
           <w:iCs w:val="false"/>
           <w:color w:val="444444"/>
-          <w:sz w:val="22"/>
-          <w:szCs w:val="22"/>
+          <w:sz w:val="21"/>
+          <w:szCs w:val="21"/>
         </w:rPr>
         <w:t xml:space="preserve">Opinar sobre questões sociais em inglês, com convicção mas sem fechar a porta ao diálogo, reutiliza as estruturas de opinião do Tema 3 aplicadas a temas de impacto social.</w:t>
       </w:r>
@@ -123,7 +191,7 @@
     <w:p>
       <w:pPr>
         <w:shd w:fill="2E86C1" w:val="clear"/>
-        <w:spacing w:after="150" w:before="500"/>
+        <w:spacing w:after="110" w:before="340"/>
       </w:pPr>
       <w:r>
         <w:rPr>
@@ -131,8 +199,8 @@
           <w:b/>
           <w:bCs/>
           <w:color w:val="FFFFFF"/>
-          <w:sz w:val="20"/>
-          <w:szCs w:val="20"/>
+          <w:sz w:val="18"/>
+          <w:szCs w:val="18"/>
         </w:rPr>
         <w:t xml:space="preserve">  ETAPA 1  </w:t>
       </w:r>
@@ -142,15 +210,27 @@
           <w:b/>
           <w:bCs/>
           <w:color w:val="FFFFFF"/>
-          <w:sz w:val="24"/>
-          <w:szCs w:val="24"/>
+          <w:sz w:val="23"/>
+          <w:szCs w:val="23"/>
         </w:rPr>
         <w:t xml:space="preserve">   Vocabulário Contextualizado</w:t>
       </w:r>
-    </w:p>
-    <w:p>
-      <w:pPr>
-        <w:spacing w:after="160" w:line="300"/>
+      <w:r>
+        <w:rPr>
+          <w:rFonts w:ascii="Calibri" w:cs="Calibri" w:eastAsia="Calibri" w:hAnsi="Calibri"/>
+          <w:i/>
+          <w:iCs/>
+          <w:color w:val="D8E7F2"/>
+          <w:sz w:val="17"/>
+          <w:szCs w:val="17"/>
+        </w:rPr>
+        <w:br/>
+        <w:t xml:space="preserve">   Contextualized Vocabulary</w:t>
+      </w:r>
+    </w:p>
+    <w:p>
+      <w:pPr>
+        <w:spacing w:after="120" w:line="276"/>
       </w:pPr>
       <w:r>
         <w:rPr>
@@ -160,8 +240,8 @@
           <w:i w:val="false"/>
           <w:iCs w:val="false"/>
           <w:color w:val="444444"/>
-          <w:sz w:val="22"/>
-          <w:szCs w:val="22"/>
+          <w:sz w:val="21"/>
+          <w:szCs w:val="21"/>
         </w:rPr>
         <w:t xml:space="preserve">Estas palavras e expressões vão te ajudar a se expressar sobre este tema com mais precisão e naturalidade.</w:t>
       </w:r>
@@ -192,10 +272,10 @@
             <w:tcW w:type="dxa" w:w="2600"/>
             <w:shd w:fill="2E86C1" w:val="clear"/>
             <w:tcMar>
-              <w:top w:type="dxa" w:w="100"/>
-              <w:left w:type="dxa" w:w="120"/>
-              <w:bottom w:type="dxa" w:w="100"/>
-              <w:right w:type="dxa" w:w="120"/>
+              <w:top w:type="dxa" w:w="80"/>
+              <w:left w:type="dxa" w:w="110"/>
+              <w:bottom w:type="dxa" w:w="80"/>
+              <w:right w:type="dxa" w:w="110"/>
             </w:tcMar>
             <w:vAlign w:val="center"/>
           </w:tcPr>
@@ -206,8 +286,8 @@
                 <w:b/>
                 <w:bCs/>
                 <w:color w:val="FFFFFF"/>
-                <w:sz w:val="20"/>
-                <w:szCs w:val="20"/>
+                <w:sz w:val="19"/>
+                <w:szCs w:val="19"/>
               </w:rPr>
               <w:t xml:space="preserve">Word / Expression</w:t>
             </w:r>
@@ -218,10 +298,10 @@
             <w:tcW w:type="dxa" w:w="2000"/>
             <w:shd w:fill="2E86C1" w:val="clear"/>
             <w:tcMar>
-              <w:top w:type="dxa" w:w="100"/>
-              <w:left w:type="dxa" w:w="120"/>
-              <w:bottom w:type="dxa" w:w="100"/>
-              <w:right w:type="dxa" w:w="120"/>
+              <w:top w:type="dxa" w:w="80"/>
+              <w:left w:type="dxa" w:w="110"/>
+              <w:bottom w:type="dxa" w:w="80"/>
+              <w:right w:type="dxa" w:w="110"/>
             </w:tcMar>
             <w:vAlign w:val="center"/>
           </w:tcPr>
@@ -232,8 +312,8 @@
                 <w:b/>
                 <w:bCs/>
                 <w:color w:val="FFFFFF"/>
-                <w:sz w:val="20"/>
-                <w:szCs w:val="20"/>
+                <w:sz w:val="19"/>
+                <w:szCs w:val="19"/>
               </w:rPr>
               <w:t xml:space="preserve">Tradução</w:t>
             </w:r>
@@ -244,10 +324,10 @@
             <w:tcW w:type="dxa" w:w="4600"/>
             <w:shd w:fill="2E86C1" w:val="clear"/>
             <w:tcMar>
-              <w:top w:type="dxa" w:w="100"/>
-              <w:left w:type="dxa" w:w="120"/>
-              <w:bottom w:type="dxa" w:w="100"/>
-              <w:right w:type="dxa" w:w="120"/>
+              <w:top w:type="dxa" w:w="80"/>
+              <w:left w:type="dxa" w:w="110"/>
+              <w:bottom w:type="dxa" w:w="80"/>
+              <w:right w:type="dxa" w:w="110"/>
             </w:tcMar>
             <w:vAlign w:val="center"/>
           </w:tcPr>
@@ -258,8 +338,8 @@
                 <w:b/>
                 <w:bCs/>
                 <w:color w:val="FFFFFF"/>
-                <w:sz w:val="20"/>
-                <w:szCs w:val="20"/>
+                <w:sz w:val="19"/>
+                <w:szCs w:val="19"/>
               </w:rPr>
               <w:t xml:space="preserve">Example Sentence</w:t>
             </w:r>
@@ -271,10 +351,10 @@
           <w:tcPr>
             <w:tcW w:type="dxa" w:w="2600"/>
             <w:tcMar>
-              <w:top w:type="dxa" w:w="90"/>
-              <w:left w:type="dxa" w:w="120"/>
-              <w:bottom w:type="dxa" w:w="90"/>
-              <w:right w:type="dxa" w:w="120"/>
+              <w:top w:type="dxa" w:w="70"/>
+              <w:left w:type="dxa" w:w="110"/>
+              <w:bottom w:type="dxa" w:w="70"/>
+              <w:right w:type="dxa" w:w="110"/>
             </w:tcMar>
             <w:vAlign w:val="center"/>
           </w:tcPr>
@@ -287,8 +367,8 @@
                 <w:i w:val="false"/>
                 <w:iCs w:val="false"/>
                 <w:color w:val="444444"/>
-                <w:sz w:val="20"/>
-                <w:szCs w:val="20"/>
+                <w:sz w:val="19"/>
+                <w:szCs w:val="19"/>
               </w:rPr>
               <w:t xml:space="preserve">social issue</w:t>
             </w:r>
@@ -298,24 +378,24 @@
           <w:tcPr>
             <w:tcW w:type="dxa" w:w="2000"/>
             <w:tcMar>
-              <w:top w:type="dxa" w:w="90"/>
-              <w:left w:type="dxa" w:w="120"/>
-              <w:bottom w:type="dxa" w:w="90"/>
-              <w:right w:type="dxa" w:w="120"/>
-            </w:tcMar>
-            <w:vAlign w:val="center"/>
-          </w:tcPr>
-          <w:p>
-            <w:r>
-              <w:rPr>
-                <w:rFonts w:ascii="Calibri" w:cs="Calibri" w:eastAsia="Calibri" w:hAnsi="Calibri"/>
-                <w:b w:val="false"/>
-                <w:bCs w:val="false"/>
-                <w:i w:val="false"/>
-                <w:iCs w:val="false"/>
-                <w:color w:val="444444"/>
-                <w:sz w:val="20"/>
-                <w:szCs w:val="20"/>
+              <w:top w:type="dxa" w:w="70"/>
+              <w:left w:type="dxa" w:w="110"/>
+              <w:bottom w:type="dxa" w:w="70"/>
+              <w:right w:type="dxa" w:w="110"/>
+            </w:tcMar>
+            <w:vAlign w:val="center"/>
+          </w:tcPr>
+          <w:p>
+            <w:r>
+              <w:rPr>
+                <w:rFonts w:ascii="Calibri" w:cs="Calibri" w:eastAsia="Calibri" w:hAnsi="Calibri"/>
+                <w:b w:val="false"/>
+                <w:bCs w:val="false"/>
+                <w:i w:val="false"/>
+                <w:iCs w:val="false"/>
+                <w:color w:val="444444"/>
+                <w:sz w:val="19"/>
+                <w:szCs w:val="19"/>
               </w:rPr>
               <w:t xml:space="preserve">questão social</w:t>
             </w:r>
@@ -325,10 +405,10 @@
           <w:tcPr>
             <w:tcW w:type="dxa" w:w="4600"/>
             <w:tcMar>
-              <w:top w:type="dxa" w:w="90"/>
-              <w:left w:type="dxa" w:w="120"/>
-              <w:bottom w:type="dxa" w:w="90"/>
-              <w:right w:type="dxa" w:w="120"/>
+              <w:top w:type="dxa" w:w="70"/>
+              <w:left w:type="dxa" w:w="110"/>
+              <w:bottom w:type="dxa" w:w="70"/>
+              <w:right w:type="dxa" w:w="110"/>
             </w:tcMar>
             <w:vAlign w:val="center"/>
           </w:tcPr>
@@ -341,8 +421,8 @@
                 <w:i/>
                 <w:iCs/>
                 <w:color w:val="444444"/>
-                <w:sz w:val="20"/>
-                <w:szCs w:val="20"/>
+                <w:sz w:val="19"/>
+                <w:szCs w:val="19"/>
               </w:rPr>
               <w:t xml:space="preserve">This is a social issue I care a lot about.</w:t>
             </w:r>
@@ -354,10 +434,10 @@
           <w:tcPr>
             <w:tcW w:type="dxa" w:w="2600"/>
             <w:tcMar>
-              <w:top w:type="dxa" w:w="90"/>
-              <w:left w:type="dxa" w:w="120"/>
-              <w:bottom w:type="dxa" w:w="90"/>
-              <w:right w:type="dxa" w:w="120"/>
+              <w:top w:type="dxa" w:w="70"/>
+              <w:left w:type="dxa" w:w="110"/>
+              <w:bottom w:type="dxa" w:w="70"/>
+              <w:right w:type="dxa" w:w="110"/>
             </w:tcMar>
             <w:vAlign w:val="center"/>
           </w:tcPr>
@@ -370,8 +450,8 @@
                 <w:i w:val="false"/>
                 <w:iCs w:val="false"/>
                 <w:color w:val="444444"/>
-                <w:sz w:val="20"/>
-                <w:szCs w:val="20"/>
+                <w:sz w:val="19"/>
+                <w:szCs w:val="19"/>
               </w:rPr>
               <w:t xml:space="preserve">to advocate for</w:t>
             </w:r>
@@ -381,24 +461,24 @@
           <w:tcPr>
             <w:tcW w:type="dxa" w:w="2000"/>
             <w:tcMar>
-              <w:top w:type="dxa" w:w="90"/>
-              <w:left w:type="dxa" w:w="120"/>
-              <w:bottom w:type="dxa" w:w="90"/>
-              <w:right w:type="dxa" w:w="120"/>
-            </w:tcMar>
-            <w:vAlign w:val="center"/>
-          </w:tcPr>
-          <w:p>
-            <w:r>
-              <w:rPr>
-                <w:rFonts w:ascii="Calibri" w:cs="Calibri" w:eastAsia="Calibri" w:hAnsi="Calibri"/>
-                <w:b w:val="false"/>
-                <w:bCs w:val="false"/>
-                <w:i w:val="false"/>
-                <w:iCs w:val="false"/>
-                <w:color w:val="444444"/>
-                <w:sz w:val="20"/>
-                <w:szCs w:val="20"/>
+              <w:top w:type="dxa" w:w="70"/>
+              <w:left w:type="dxa" w:w="110"/>
+              <w:bottom w:type="dxa" w:w="70"/>
+              <w:right w:type="dxa" w:w="110"/>
+            </w:tcMar>
+            <w:vAlign w:val="center"/>
+          </w:tcPr>
+          <w:p>
+            <w:r>
+              <w:rPr>
+                <w:rFonts w:ascii="Calibri" w:cs="Calibri" w:eastAsia="Calibri" w:hAnsi="Calibri"/>
+                <w:b w:val="false"/>
+                <w:bCs w:val="false"/>
+                <w:i w:val="false"/>
+                <w:iCs w:val="false"/>
+                <w:color w:val="444444"/>
+                <w:sz w:val="19"/>
+                <w:szCs w:val="19"/>
               </w:rPr>
               <w:t xml:space="preserve">defender / advogar por</w:t>
             </w:r>
@@ -408,10 +488,10 @@
           <w:tcPr>
             <w:tcW w:type="dxa" w:w="4600"/>
             <w:tcMar>
-              <w:top w:type="dxa" w:w="90"/>
-              <w:left w:type="dxa" w:w="120"/>
-              <w:bottom w:type="dxa" w:w="90"/>
-              <w:right w:type="dxa" w:w="120"/>
+              <w:top w:type="dxa" w:w="70"/>
+              <w:left w:type="dxa" w:w="110"/>
+              <w:bottom w:type="dxa" w:w="70"/>
+              <w:right w:type="dxa" w:w="110"/>
             </w:tcMar>
             <w:vAlign w:val="center"/>
           </w:tcPr>
@@ -424,8 +504,8 @@
                 <w:i/>
                 <w:iCs/>
                 <w:color w:val="444444"/>
-                <w:sz w:val="20"/>
-                <w:szCs w:val="20"/>
+                <w:sz w:val="19"/>
+                <w:szCs w:val="19"/>
               </w:rPr>
               <w:t xml:space="preserve">I try to advocate for better access to education.</w:t>
             </w:r>
@@ -437,10 +517,10 @@
           <w:tcPr>
             <w:tcW w:type="dxa" w:w="2600"/>
             <w:tcMar>
-              <w:top w:type="dxa" w:w="90"/>
-              <w:left w:type="dxa" w:w="120"/>
-              <w:bottom w:type="dxa" w:w="90"/>
-              <w:right w:type="dxa" w:w="120"/>
+              <w:top w:type="dxa" w:w="70"/>
+              <w:left w:type="dxa" w:w="110"/>
+              <w:bottom w:type="dxa" w:w="70"/>
+              <w:right w:type="dxa" w:w="110"/>
             </w:tcMar>
             <w:vAlign w:val="center"/>
           </w:tcPr>
@@ -453,8 +533,8 @@
                 <w:i w:val="false"/>
                 <w:iCs w:val="false"/>
                 <w:color w:val="444444"/>
-                <w:sz w:val="20"/>
-                <w:szCs w:val="20"/>
+                <w:sz w:val="19"/>
+                <w:szCs w:val="19"/>
               </w:rPr>
               <w:t xml:space="preserve">grassroots</w:t>
             </w:r>
@@ -464,24 +544,24 @@
           <w:tcPr>
             <w:tcW w:type="dxa" w:w="2000"/>
             <w:tcMar>
-              <w:top w:type="dxa" w:w="90"/>
-              <w:left w:type="dxa" w:w="120"/>
-              <w:bottom w:type="dxa" w:w="90"/>
-              <w:right w:type="dxa" w:w="120"/>
-            </w:tcMar>
-            <w:vAlign w:val="center"/>
-          </w:tcPr>
-          <w:p>
-            <w:r>
-              <w:rPr>
-                <w:rFonts w:ascii="Calibri" w:cs="Calibri" w:eastAsia="Calibri" w:hAnsi="Calibri"/>
-                <w:b w:val="false"/>
-                <w:bCs w:val="false"/>
-                <w:i w:val="false"/>
-                <w:iCs w:val="false"/>
-                <w:color w:val="444444"/>
-                <w:sz w:val="20"/>
-                <w:szCs w:val="20"/>
+              <w:top w:type="dxa" w:w="70"/>
+              <w:left w:type="dxa" w:w="110"/>
+              <w:bottom w:type="dxa" w:w="70"/>
+              <w:right w:type="dxa" w:w="110"/>
+            </w:tcMar>
+            <w:vAlign w:val="center"/>
+          </w:tcPr>
+          <w:p>
+            <w:r>
+              <w:rPr>
+                <w:rFonts w:ascii="Calibri" w:cs="Calibri" w:eastAsia="Calibri" w:hAnsi="Calibri"/>
+                <w:b w:val="false"/>
+                <w:bCs w:val="false"/>
+                <w:i w:val="false"/>
+                <w:iCs w:val="false"/>
+                <w:color w:val="444444"/>
+                <w:sz w:val="19"/>
+                <w:szCs w:val="19"/>
               </w:rPr>
               <w:t xml:space="preserve">de base / popular</w:t>
             </w:r>
@@ -491,10 +571,10 @@
           <w:tcPr>
             <w:tcW w:type="dxa" w:w="4600"/>
             <w:tcMar>
-              <w:top w:type="dxa" w:w="90"/>
-              <w:left w:type="dxa" w:w="120"/>
-              <w:bottom w:type="dxa" w:w="90"/>
-              <w:right w:type="dxa" w:w="120"/>
+              <w:top w:type="dxa" w:w="70"/>
+              <w:left w:type="dxa" w:w="110"/>
+              <w:bottom w:type="dxa" w:w="70"/>
+              <w:right w:type="dxa" w:w="110"/>
             </w:tcMar>
             <w:vAlign w:val="center"/>
           </w:tcPr>
@@ -507,8 +587,8 @@
                 <w:i/>
                 <w:iCs/>
                 <w:color w:val="444444"/>
-                <w:sz w:val="20"/>
-                <w:szCs w:val="20"/>
+                <w:sz w:val="19"/>
+                <w:szCs w:val="19"/>
               </w:rPr>
               <w:t xml:space="preserve">It started as a grassroots movement in a small community.</w:t>
             </w:r>
@@ -520,10 +600,10 @@
           <w:tcPr>
             <w:tcW w:type="dxa" w:w="2600"/>
             <w:tcMar>
-              <w:top w:type="dxa" w:w="90"/>
-              <w:left w:type="dxa" w:w="120"/>
-              <w:bottom w:type="dxa" w:w="90"/>
-              <w:right w:type="dxa" w:w="120"/>
+              <w:top w:type="dxa" w:w="70"/>
+              <w:left w:type="dxa" w:w="110"/>
+              <w:bottom w:type="dxa" w:w="70"/>
+              <w:right w:type="dxa" w:w="110"/>
             </w:tcMar>
             <w:vAlign w:val="center"/>
           </w:tcPr>
@@ -536,8 +616,8 @@
                 <w:i w:val="false"/>
                 <w:iCs w:val="false"/>
                 <w:color w:val="444444"/>
-                <w:sz w:val="20"/>
-                <w:szCs w:val="20"/>
+                <w:sz w:val="19"/>
+                <w:szCs w:val="19"/>
               </w:rPr>
               <w:t xml:space="preserve">policy</w:t>
             </w:r>
@@ -547,24 +627,24 @@
           <w:tcPr>
             <w:tcW w:type="dxa" w:w="2000"/>
             <w:tcMar>
-              <w:top w:type="dxa" w:w="90"/>
-              <w:left w:type="dxa" w:w="120"/>
-              <w:bottom w:type="dxa" w:w="90"/>
-              <w:right w:type="dxa" w:w="120"/>
-            </w:tcMar>
-            <w:vAlign w:val="center"/>
-          </w:tcPr>
-          <w:p>
-            <w:r>
-              <w:rPr>
-                <w:rFonts w:ascii="Calibri" w:cs="Calibri" w:eastAsia="Calibri" w:hAnsi="Calibri"/>
-                <w:b w:val="false"/>
-                <w:bCs w:val="false"/>
-                <w:i w:val="false"/>
-                <w:iCs w:val="false"/>
-                <w:color w:val="444444"/>
-                <w:sz w:val="20"/>
-                <w:szCs w:val="20"/>
+              <w:top w:type="dxa" w:w="70"/>
+              <w:left w:type="dxa" w:w="110"/>
+              <w:bottom w:type="dxa" w:w="70"/>
+              <w:right w:type="dxa" w:w="110"/>
+            </w:tcMar>
+            <w:vAlign w:val="center"/>
+          </w:tcPr>
+          <w:p>
+            <w:r>
+              <w:rPr>
+                <w:rFonts w:ascii="Calibri" w:cs="Calibri" w:eastAsia="Calibri" w:hAnsi="Calibri"/>
+                <w:b w:val="false"/>
+                <w:bCs w:val="false"/>
+                <w:i w:val="false"/>
+                <w:iCs w:val="false"/>
+                <w:color w:val="444444"/>
+                <w:sz w:val="19"/>
+                <w:szCs w:val="19"/>
               </w:rPr>
               <w:t xml:space="preserve">política pública</w:t>
             </w:r>
@@ -574,10 +654,10 @@
           <w:tcPr>
             <w:tcW w:type="dxa" w:w="4600"/>
             <w:tcMar>
-              <w:top w:type="dxa" w:w="90"/>
-              <w:left w:type="dxa" w:w="120"/>
-              <w:bottom w:type="dxa" w:w="90"/>
-              <w:right w:type="dxa" w:w="120"/>
+              <w:top w:type="dxa" w:w="70"/>
+              <w:left w:type="dxa" w:w="110"/>
+              <w:bottom w:type="dxa" w:w="70"/>
+              <w:right w:type="dxa" w:w="110"/>
             </w:tcMar>
             <w:vAlign w:val="center"/>
           </w:tcPr>
@@ -590,8 +670,8 @@
                 <w:i/>
                 <w:iCs/>
                 <w:color w:val="444444"/>
-                <w:sz w:val="20"/>
-                <w:szCs w:val="20"/>
+                <w:sz w:val="19"/>
+                <w:szCs w:val="19"/>
               </w:rPr>
               <w:t xml:space="preserve">I think policy change matters more than individual choices here.</w:t>
             </w:r>
@@ -603,10 +683,10 @@
           <w:tcPr>
             <w:tcW w:type="dxa" w:w="2600"/>
             <w:tcMar>
-              <w:top w:type="dxa" w:w="90"/>
-              <w:left w:type="dxa" w:w="120"/>
-              <w:bottom w:type="dxa" w:w="90"/>
-              <w:right w:type="dxa" w:w="120"/>
+              <w:top w:type="dxa" w:w="70"/>
+              <w:left w:type="dxa" w:w="110"/>
+              <w:bottom w:type="dxa" w:w="70"/>
+              <w:right w:type="dxa" w:w="110"/>
             </w:tcMar>
             <w:vAlign w:val="center"/>
           </w:tcPr>
@@ -619,8 +699,8 @@
                 <w:i w:val="false"/>
                 <w:iCs w:val="false"/>
                 <w:color w:val="444444"/>
-                <w:sz w:val="20"/>
-                <w:szCs w:val="20"/>
+                <w:sz w:val="19"/>
+                <w:szCs w:val="19"/>
               </w:rPr>
               <w:t xml:space="preserve">to raise awareness</w:t>
             </w:r>
@@ -630,24 +710,24 @@
           <w:tcPr>
             <w:tcW w:type="dxa" w:w="2000"/>
             <w:tcMar>
-              <w:top w:type="dxa" w:w="90"/>
-              <w:left w:type="dxa" w:w="120"/>
-              <w:bottom w:type="dxa" w:w="90"/>
-              <w:right w:type="dxa" w:w="120"/>
-            </w:tcMar>
-            <w:vAlign w:val="center"/>
-          </w:tcPr>
-          <w:p>
-            <w:r>
-              <w:rPr>
-                <w:rFonts w:ascii="Calibri" w:cs="Calibri" w:eastAsia="Calibri" w:hAnsi="Calibri"/>
-                <w:b w:val="false"/>
-                <w:bCs w:val="false"/>
-                <w:i w:val="false"/>
-                <w:iCs w:val="false"/>
-                <w:color w:val="444444"/>
-                <w:sz w:val="20"/>
-                <w:szCs w:val="20"/>
+              <w:top w:type="dxa" w:w="70"/>
+              <w:left w:type="dxa" w:w="110"/>
+              <w:bottom w:type="dxa" w:w="70"/>
+              <w:right w:type="dxa" w:w="110"/>
+            </w:tcMar>
+            <w:vAlign w:val="center"/>
+          </w:tcPr>
+          <w:p>
+            <w:r>
+              <w:rPr>
+                <w:rFonts w:ascii="Calibri" w:cs="Calibri" w:eastAsia="Calibri" w:hAnsi="Calibri"/>
+                <w:b w:val="false"/>
+                <w:bCs w:val="false"/>
+                <w:i w:val="false"/>
+                <w:iCs w:val="false"/>
+                <w:color w:val="444444"/>
+                <w:sz w:val="19"/>
+                <w:szCs w:val="19"/>
               </w:rPr>
               <w:t xml:space="preserve">aumentar a conscientização</w:t>
             </w:r>
@@ -657,10 +737,10 @@
           <w:tcPr>
             <w:tcW w:type="dxa" w:w="4600"/>
             <w:tcMar>
-              <w:top w:type="dxa" w:w="90"/>
-              <w:left w:type="dxa" w:w="120"/>
-              <w:bottom w:type="dxa" w:w="90"/>
-              <w:right w:type="dxa" w:w="120"/>
+              <w:top w:type="dxa" w:w="70"/>
+              <w:left w:type="dxa" w:w="110"/>
+              <w:bottom w:type="dxa" w:w="70"/>
+              <w:right w:type="dxa" w:w="110"/>
             </w:tcMar>
             <w:vAlign w:val="center"/>
           </w:tcPr>
@@ -673,8 +753,8 @@
                 <w:i/>
                 <w:iCs/>
                 <w:color w:val="444444"/>
-                <w:sz w:val="20"/>
-                <w:szCs w:val="20"/>
+                <w:sz w:val="19"/>
+                <w:szCs w:val="19"/>
               </w:rPr>
               <w:t xml:space="preserve">The campaign really helped raise awareness.</w:t>
             </w:r>
@@ -686,10 +766,10 @@
           <w:tcPr>
             <w:tcW w:type="dxa" w:w="2600"/>
             <w:tcMar>
-              <w:top w:type="dxa" w:w="90"/>
-              <w:left w:type="dxa" w:w="120"/>
-              <w:bottom w:type="dxa" w:w="90"/>
-              <w:right w:type="dxa" w:w="120"/>
+              <w:top w:type="dxa" w:w="70"/>
+              <w:left w:type="dxa" w:w="110"/>
+              <w:bottom w:type="dxa" w:w="70"/>
+              <w:right w:type="dxa" w:w="110"/>
             </w:tcMar>
             <w:vAlign w:val="center"/>
           </w:tcPr>
@@ -702,8 +782,8 @@
                 <w:i w:val="false"/>
                 <w:iCs w:val="false"/>
                 <w:color w:val="444444"/>
-                <w:sz w:val="20"/>
-                <w:szCs w:val="20"/>
+                <w:sz w:val="19"/>
+                <w:szCs w:val="19"/>
               </w:rPr>
               <w:t xml:space="preserve">marginalized</w:t>
             </w:r>
@@ -713,24 +793,24 @@
           <w:tcPr>
             <w:tcW w:type="dxa" w:w="2000"/>
             <w:tcMar>
-              <w:top w:type="dxa" w:w="90"/>
-              <w:left w:type="dxa" w:w="120"/>
-              <w:bottom w:type="dxa" w:w="90"/>
-              <w:right w:type="dxa" w:w="120"/>
-            </w:tcMar>
-            <w:vAlign w:val="center"/>
-          </w:tcPr>
-          <w:p>
-            <w:r>
-              <w:rPr>
-                <w:rFonts w:ascii="Calibri" w:cs="Calibri" w:eastAsia="Calibri" w:hAnsi="Calibri"/>
-                <w:b w:val="false"/>
-                <w:bCs w:val="false"/>
-                <w:i w:val="false"/>
-                <w:iCs w:val="false"/>
-                <w:color w:val="444444"/>
-                <w:sz w:val="20"/>
-                <w:szCs w:val="20"/>
+              <w:top w:type="dxa" w:w="70"/>
+              <w:left w:type="dxa" w:w="110"/>
+              <w:bottom w:type="dxa" w:w="70"/>
+              <w:right w:type="dxa" w:w="110"/>
+            </w:tcMar>
+            <w:vAlign w:val="center"/>
+          </w:tcPr>
+          <w:p>
+            <w:r>
+              <w:rPr>
+                <w:rFonts w:ascii="Calibri" w:cs="Calibri" w:eastAsia="Calibri" w:hAnsi="Calibri"/>
+                <w:b w:val="false"/>
+                <w:bCs w:val="false"/>
+                <w:i w:val="false"/>
+                <w:iCs w:val="false"/>
+                <w:color w:val="444444"/>
+                <w:sz w:val="19"/>
+                <w:szCs w:val="19"/>
               </w:rPr>
               <w:t xml:space="preserve">marginalizado(a)</w:t>
             </w:r>
@@ -740,10 +820,10 @@
           <w:tcPr>
             <w:tcW w:type="dxa" w:w="4600"/>
             <w:tcMar>
-              <w:top w:type="dxa" w:w="90"/>
-              <w:left w:type="dxa" w:w="120"/>
-              <w:bottom w:type="dxa" w:w="90"/>
-              <w:right w:type="dxa" w:w="120"/>
+              <w:top w:type="dxa" w:w="70"/>
+              <w:left w:type="dxa" w:w="110"/>
+              <w:bottom w:type="dxa" w:w="70"/>
+              <w:right w:type="dxa" w:w="110"/>
             </w:tcMar>
             <w:vAlign w:val="center"/>
           </w:tcPr>
@@ -756,8 +836,8 @@
                 <w:i/>
                 <w:iCs/>
                 <w:color w:val="444444"/>
-                <w:sz w:val="20"/>
-                <w:szCs w:val="20"/>
+                <w:sz w:val="19"/>
+                <w:szCs w:val="19"/>
               </w:rPr>
               <w:t xml:space="preserve">Marginalized communities are often left out of these conversations.</w:t>
             </w:r>
@@ -769,10 +849,10 @@
           <w:tcPr>
             <w:tcW w:type="dxa" w:w="2600"/>
             <w:tcMar>
-              <w:top w:type="dxa" w:w="90"/>
-              <w:left w:type="dxa" w:w="120"/>
-              <w:bottom w:type="dxa" w:w="90"/>
-              <w:right w:type="dxa" w:w="120"/>
+              <w:top w:type="dxa" w:w="70"/>
+              <w:left w:type="dxa" w:w="110"/>
+              <w:bottom w:type="dxa" w:w="70"/>
+              <w:right w:type="dxa" w:w="110"/>
             </w:tcMar>
             <w:vAlign w:val="center"/>
           </w:tcPr>
@@ -785,8 +865,8 @@
                 <w:i w:val="false"/>
                 <w:iCs w:val="false"/>
                 <w:color w:val="444444"/>
-                <w:sz w:val="20"/>
-                <w:szCs w:val="20"/>
+                <w:sz w:val="19"/>
+                <w:szCs w:val="19"/>
               </w:rPr>
               <w:t xml:space="preserve">to take a stand</w:t>
             </w:r>
@@ -796,24 +876,24 @@
           <w:tcPr>
             <w:tcW w:type="dxa" w:w="2000"/>
             <w:tcMar>
-              <w:top w:type="dxa" w:w="90"/>
-              <w:left w:type="dxa" w:w="120"/>
-              <w:bottom w:type="dxa" w:w="90"/>
-              <w:right w:type="dxa" w:w="120"/>
-            </w:tcMar>
-            <w:vAlign w:val="center"/>
-          </w:tcPr>
-          <w:p>
-            <w:r>
-              <w:rPr>
-                <w:rFonts w:ascii="Calibri" w:cs="Calibri" w:eastAsia="Calibri" w:hAnsi="Calibri"/>
-                <w:b w:val="false"/>
-                <w:bCs w:val="false"/>
-                <w:i w:val="false"/>
-                <w:iCs w:val="false"/>
-                <w:color w:val="444444"/>
-                <w:sz w:val="20"/>
-                <w:szCs w:val="20"/>
+              <w:top w:type="dxa" w:w="70"/>
+              <w:left w:type="dxa" w:w="110"/>
+              <w:bottom w:type="dxa" w:w="70"/>
+              <w:right w:type="dxa" w:w="110"/>
+            </w:tcMar>
+            <w:vAlign w:val="center"/>
+          </w:tcPr>
+          <w:p>
+            <w:r>
+              <w:rPr>
+                <w:rFonts w:ascii="Calibri" w:cs="Calibri" w:eastAsia="Calibri" w:hAnsi="Calibri"/>
+                <w:b w:val="false"/>
+                <w:bCs w:val="false"/>
+                <w:i w:val="false"/>
+                <w:iCs w:val="false"/>
+                <w:color w:val="444444"/>
+                <w:sz w:val="19"/>
+                <w:szCs w:val="19"/>
               </w:rPr>
               <w:t xml:space="preserve">tomar uma posição</w:t>
             </w:r>
@@ -823,10 +903,10 @@
           <w:tcPr>
             <w:tcW w:type="dxa" w:w="4600"/>
             <w:tcMar>
-              <w:top w:type="dxa" w:w="90"/>
-              <w:left w:type="dxa" w:w="120"/>
-              <w:bottom w:type="dxa" w:w="90"/>
-              <w:right w:type="dxa" w:w="120"/>
+              <w:top w:type="dxa" w:w="70"/>
+              <w:left w:type="dxa" w:w="110"/>
+              <w:bottom w:type="dxa" w:w="70"/>
+              <w:right w:type="dxa" w:w="110"/>
             </w:tcMar>
             <w:vAlign w:val="center"/>
           </w:tcPr>
@@ -839,8 +919,8 @@
                 <w:i/>
                 <w:iCs/>
                 <w:color w:val="444444"/>
-                <w:sz w:val="20"/>
-                <w:szCs w:val="20"/>
+                <w:sz w:val="19"/>
+                <w:szCs w:val="19"/>
               </w:rPr>
               <w:t xml:space="preserve">I've decided to take a stand on this publicly.</w:t>
             </w:r>
@@ -852,10 +932,10 @@
           <w:tcPr>
             <w:tcW w:type="dxa" w:w="2600"/>
             <w:tcMar>
-              <w:top w:type="dxa" w:w="90"/>
-              <w:left w:type="dxa" w:w="120"/>
-              <w:bottom w:type="dxa" w:w="90"/>
-              <w:right w:type="dxa" w:w="120"/>
+              <w:top w:type="dxa" w:w="70"/>
+              <w:left w:type="dxa" w:w="110"/>
+              <w:bottom w:type="dxa" w:w="70"/>
+              <w:right w:type="dxa" w:w="110"/>
             </w:tcMar>
             <w:vAlign w:val="center"/>
           </w:tcPr>
@@ -868,8 +948,8 @@
                 <w:i w:val="false"/>
                 <w:iCs w:val="false"/>
                 <w:color w:val="444444"/>
-                <w:sz w:val="20"/>
-                <w:szCs w:val="20"/>
+                <w:sz w:val="19"/>
+                <w:szCs w:val="19"/>
               </w:rPr>
               <w:t xml:space="preserve">activism</w:t>
             </w:r>
@@ -879,24 +959,24 @@
           <w:tcPr>
             <w:tcW w:type="dxa" w:w="2000"/>
             <w:tcMar>
-              <w:top w:type="dxa" w:w="90"/>
-              <w:left w:type="dxa" w:w="120"/>
-              <w:bottom w:type="dxa" w:w="90"/>
-              <w:right w:type="dxa" w:w="120"/>
-            </w:tcMar>
-            <w:vAlign w:val="center"/>
-          </w:tcPr>
-          <w:p>
-            <w:r>
-              <w:rPr>
-                <w:rFonts w:ascii="Calibri" w:cs="Calibri" w:eastAsia="Calibri" w:hAnsi="Calibri"/>
-                <w:b w:val="false"/>
-                <w:bCs w:val="false"/>
-                <w:i w:val="false"/>
-                <w:iCs w:val="false"/>
-                <w:color w:val="444444"/>
-                <w:sz w:val="20"/>
-                <w:szCs w:val="20"/>
+              <w:top w:type="dxa" w:w="70"/>
+              <w:left w:type="dxa" w:w="110"/>
+              <w:bottom w:type="dxa" w:w="70"/>
+              <w:right w:type="dxa" w:w="110"/>
+            </w:tcMar>
+            <w:vAlign w:val="center"/>
+          </w:tcPr>
+          <w:p>
+            <w:r>
+              <w:rPr>
+                <w:rFonts w:ascii="Calibri" w:cs="Calibri" w:eastAsia="Calibri" w:hAnsi="Calibri"/>
+                <w:b w:val="false"/>
+                <w:bCs w:val="false"/>
+                <w:i w:val="false"/>
+                <w:iCs w:val="false"/>
+                <w:color w:val="444444"/>
+                <w:sz w:val="19"/>
+                <w:szCs w:val="19"/>
               </w:rPr>
               <w:t xml:space="preserve">ativismo</w:t>
             </w:r>
@@ -906,10 +986,10 @@
           <w:tcPr>
             <w:tcW w:type="dxa" w:w="4600"/>
             <w:tcMar>
-              <w:top w:type="dxa" w:w="90"/>
-              <w:left w:type="dxa" w:w="120"/>
-              <w:bottom w:type="dxa" w:w="90"/>
-              <w:right w:type="dxa" w:w="120"/>
+              <w:top w:type="dxa" w:w="70"/>
+              <w:left w:type="dxa" w:w="110"/>
+              <w:bottom w:type="dxa" w:w="70"/>
+              <w:right w:type="dxa" w:w="110"/>
             </w:tcMar>
             <w:vAlign w:val="center"/>
           </w:tcPr>
@@ -922,8 +1002,8 @@
                 <w:i/>
                 <w:iCs/>
                 <w:color w:val="444444"/>
-                <w:sz w:val="20"/>
-                <w:szCs w:val="20"/>
+                <w:sz w:val="19"/>
+                <w:szCs w:val="19"/>
               </w:rPr>
               <w:t xml:space="preserve">Activism has changed a lot with social media.</w:t>
             </w:r>
@@ -935,10 +1015,10 @@
           <w:tcPr>
             <w:tcW w:type="dxa" w:w="2600"/>
             <w:tcMar>
-              <w:top w:type="dxa" w:w="90"/>
-              <w:left w:type="dxa" w:w="120"/>
-              <w:bottom w:type="dxa" w:w="90"/>
-              <w:right w:type="dxa" w:w="120"/>
+              <w:top w:type="dxa" w:w="70"/>
+              <w:left w:type="dxa" w:w="110"/>
+              <w:bottom w:type="dxa" w:w="70"/>
+              <w:right w:type="dxa" w:w="110"/>
             </w:tcMar>
             <w:vAlign w:val="center"/>
           </w:tcPr>
@@ -951,8 +1031,8 @@
                 <w:i w:val="false"/>
                 <w:iCs w:val="false"/>
                 <w:color w:val="444444"/>
-                <w:sz w:val="20"/>
-                <w:szCs w:val="20"/>
+                <w:sz w:val="19"/>
+                <w:szCs w:val="19"/>
               </w:rPr>
               <w:t xml:space="preserve">to be vocal about</w:t>
             </w:r>
@@ -962,24 +1042,24 @@
           <w:tcPr>
             <w:tcW w:type="dxa" w:w="2000"/>
             <w:tcMar>
-              <w:top w:type="dxa" w:w="90"/>
-              <w:left w:type="dxa" w:w="120"/>
-              <w:bottom w:type="dxa" w:w="90"/>
-              <w:right w:type="dxa" w:w="120"/>
-            </w:tcMar>
-            <w:vAlign w:val="center"/>
-          </w:tcPr>
-          <w:p>
-            <w:r>
-              <w:rPr>
-                <w:rFonts w:ascii="Calibri" w:cs="Calibri" w:eastAsia="Calibri" w:hAnsi="Calibri"/>
-                <w:b w:val="false"/>
-                <w:bCs w:val="false"/>
-                <w:i w:val="false"/>
-                <w:iCs w:val="false"/>
-                <w:color w:val="444444"/>
-                <w:sz w:val="20"/>
-                <w:szCs w:val="20"/>
+              <w:top w:type="dxa" w:w="70"/>
+              <w:left w:type="dxa" w:w="110"/>
+              <w:bottom w:type="dxa" w:w="70"/>
+              <w:right w:type="dxa" w:w="110"/>
+            </w:tcMar>
+            <w:vAlign w:val="center"/>
+          </w:tcPr>
+          <w:p>
+            <w:r>
+              <w:rPr>
+                <w:rFonts w:ascii="Calibri" w:cs="Calibri" w:eastAsia="Calibri" w:hAnsi="Calibri"/>
+                <w:b w:val="false"/>
+                <w:bCs w:val="false"/>
+                <w:i w:val="false"/>
+                <w:iCs w:val="false"/>
+                <w:color w:val="444444"/>
+                <w:sz w:val="19"/>
+                <w:szCs w:val="19"/>
               </w:rPr>
               <w:t xml:space="preserve">se posicionar abertamente sobre</w:t>
             </w:r>
@@ -989,10 +1069,10 @@
           <w:tcPr>
             <w:tcW w:type="dxa" w:w="4600"/>
             <w:tcMar>
-              <w:top w:type="dxa" w:w="90"/>
-              <w:left w:type="dxa" w:w="120"/>
-              <w:bottom w:type="dxa" w:w="90"/>
-              <w:right w:type="dxa" w:w="120"/>
+              <w:top w:type="dxa" w:w="70"/>
+              <w:left w:type="dxa" w:w="110"/>
+              <w:bottom w:type="dxa" w:w="70"/>
+              <w:right w:type="dxa" w:w="110"/>
             </w:tcMar>
             <w:vAlign w:val="center"/>
           </w:tcPr>
@@ -1005,8 +1085,8 @@
                 <w:i/>
                 <w:iCs/>
                 <w:color w:val="444444"/>
-                <w:sz w:val="20"/>
-                <w:szCs w:val="20"/>
+                <w:sz w:val="19"/>
+                <w:szCs w:val="19"/>
               </w:rPr>
               <w:t xml:space="preserve">She's always been vocal about this issue.</w:t>
             </w:r>
@@ -1018,10 +1098,10 @@
           <w:tcPr>
             <w:tcW w:type="dxa" w:w="2600"/>
             <w:tcMar>
-              <w:top w:type="dxa" w:w="90"/>
-              <w:left w:type="dxa" w:w="120"/>
-              <w:bottom w:type="dxa" w:w="90"/>
-              <w:right w:type="dxa" w:w="120"/>
+              <w:top w:type="dxa" w:w="70"/>
+              <w:left w:type="dxa" w:w="110"/>
+              <w:bottom w:type="dxa" w:w="70"/>
+              <w:right w:type="dxa" w:w="110"/>
             </w:tcMar>
             <w:vAlign w:val="center"/>
           </w:tcPr>
@@ -1034,8 +1114,8 @@
                 <w:i w:val="false"/>
                 <w:iCs w:val="false"/>
                 <w:color w:val="444444"/>
-                <w:sz w:val="20"/>
-                <w:szCs w:val="20"/>
+                <w:sz w:val="19"/>
+                <w:szCs w:val="19"/>
               </w:rPr>
               <w:t xml:space="preserve">societal change</w:t>
             </w:r>
@@ -1045,24 +1125,24 @@
           <w:tcPr>
             <w:tcW w:type="dxa" w:w="2000"/>
             <w:tcMar>
-              <w:top w:type="dxa" w:w="90"/>
-              <w:left w:type="dxa" w:w="120"/>
-              <w:bottom w:type="dxa" w:w="90"/>
-              <w:right w:type="dxa" w:w="120"/>
-            </w:tcMar>
-            <w:vAlign w:val="center"/>
-          </w:tcPr>
-          <w:p>
-            <w:r>
-              <w:rPr>
-                <w:rFonts w:ascii="Calibri" w:cs="Calibri" w:eastAsia="Calibri" w:hAnsi="Calibri"/>
-                <w:b w:val="false"/>
-                <w:bCs w:val="false"/>
-                <w:i w:val="false"/>
-                <w:iCs w:val="false"/>
-                <w:color w:val="444444"/>
-                <w:sz w:val="20"/>
-                <w:szCs w:val="20"/>
+              <w:top w:type="dxa" w:w="70"/>
+              <w:left w:type="dxa" w:w="110"/>
+              <w:bottom w:type="dxa" w:w="70"/>
+              <w:right w:type="dxa" w:w="110"/>
+            </w:tcMar>
+            <w:vAlign w:val="center"/>
+          </w:tcPr>
+          <w:p>
+            <w:r>
+              <w:rPr>
+                <w:rFonts w:ascii="Calibri" w:cs="Calibri" w:eastAsia="Calibri" w:hAnsi="Calibri"/>
+                <w:b w:val="false"/>
+                <w:bCs w:val="false"/>
+                <w:i w:val="false"/>
+                <w:iCs w:val="false"/>
+                <w:color w:val="444444"/>
+                <w:sz w:val="19"/>
+                <w:szCs w:val="19"/>
               </w:rPr>
               <w:t xml:space="preserve">mudança social</w:t>
             </w:r>
@@ -1072,10 +1152,10 @@
           <w:tcPr>
             <w:tcW w:type="dxa" w:w="4600"/>
             <w:tcMar>
-              <w:top w:type="dxa" w:w="90"/>
-              <w:left w:type="dxa" w:w="120"/>
-              <w:bottom w:type="dxa" w:w="90"/>
-              <w:right w:type="dxa" w:w="120"/>
+              <w:top w:type="dxa" w:w="70"/>
+              <w:left w:type="dxa" w:w="110"/>
+              <w:bottom w:type="dxa" w:w="70"/>
+              <w:right w:type="dxa" w:w="110"/>
             </w:tcMar>
             <w:vAlign w:val="center"/>
           </w:tcPr>
@@ -1088,8 +1168,8 @@
                 <w:i/>
                 <w:iCs/>
                 <w:color w:val="444444"/>
-                <w:sz w:val="20"/>
-                <w:szCs w:val="20"/>
+                <w:sz w:val="19"/>
+                <w:szCs w:val="19"/>
               </w:rPr>
               <w:t xml:space="preserve">Real societal change usually takes longer than people expect.</w:t>
             </w:r>
@@ -1101,10 +1181,10 @@
           <w:tcPr>
             <w:tcW w:type="dxa" w:w="2600"/>
             <w:tcMar>
-              <w:top w:type="dxa" w:w="90"/>
-              <w:left w:type="dxa" w:w="120"/>
-              <w:bottom w:type="dxa" w:w="90"/>
-              <w:right w:type="dxa" w:w="120"/>
+              <w:top w:type="dxa" w:w="70"/>
+              <w:left w:type="dxa" w:w="110"/>
+              <w:bottom w:type="dxa" w:w="70"/>
+              <w:right w:type="dxa" w:w="110"/>
             </w:tcMar>
             <w:vAlign w:val="center"/>
           </w:tcPr>
@@ -1117,8 +1197,8 @@
                 <w:i w:val="false"/>
                 <w:iCs w:val="false"/>
                 <w:color w:val="444444"/>
-                <w:sz w:val="20"/>
-                <w:szCs w:val="20"/>
+                <w:sz w:val="19"/>
+                <w:szCs w:val="19"/>
               </w:rPr>
               <w:t xml:space="preserve">to stay neutral</w:t>
             </w:r>
@@ -1128,24 +1208,24 @@
           <w:tcPr>
             <w:tcW w:type="dxa" w:w="2000"/>
             <w:tcMar>
-              <w:top w:type="dxa" w:w="90"/>
-              <w:left w:type="dxa" w:w="120"/>
-              <w:bottom w:type="dxa" w:w="90"/>
-              <w:right w:type="dxa" w:w="120"/>
-            </w:tcMar>
-            <w:vAlign w:val="center"/>
-          </w:tcPr>
-          <w:p>
-            <w:r>
-              <w:rPr>
-                <w:rFonts w:ascii="Calibri" w:cs="Calibri" w:eastAsia="Calibri" w:hAnsi="Calibri"/>
-                <w:b w:val="false"/>
-                <w:bCs w:val="false"/>
-                <w:i w:val="false"/>
-                <w:iCs w:val="false"/>
-                <w:color w:val="444444"/>
-                <w:sz w:val="20"/>
-                <w:szCs w:val="20"/>
+              <w:top w:type="dxa" w:w="70"/>
+              <w:left w:type="dxa" w:w="110"/>
+              <w:bottom w:type="dxa" w:w="70"/>
+              <w:right w:type="dxa" w:w="110"/>
+            </w:tcMar>
+            <w:vAlign w:val="center"/>
+          </w:tcPr>
+          <w:p>
+            <w:r>
+              <w:rPr>
+                <w:rFonts w:ascii="Calibri" w:cs="Calibri" w:eastAsia="Calibri" w:hAnsi="Calibri"/>
+                <w:b w:val="false"/>
+                <w:bCs w:val="false"/>
+                <w:i w:val="false"/>
+                <w:iCs w:val="false"/>
+                <w:color w:val="444444"/>
+                <w:sz w:val="19"/>
+                <w:szCs w:val="19"/>
               </w:rPr>
               <w:t xml:space="preserve">se manter neutro(a)</w:t>
             </w:r>
@@ -1155,10 +1235,10 @@
           <w:tcPr>
             <w:tcW w:type="dxa" w:w="4600"/>
             <w:tcMar>
-              <w:top w:type="dxa" w:w="90"/>
-              <w:left w:type="dxa" w:w="120"/>
-              <w:bottom w:type="dxa" w:w="90"/>
-              <w:right w:type="dxa" w:w="120"/>
+              <w:top w:type="dxa" w:w="70"/>
+              <w:left w:type="dxa" w:w="110"/>
+              <w:bottom w:type="dxa" w:w="70"/>
+              <w:right w:type="dxa" w:w="110"/>
             </w:tcMar>
             <w:vAlign w:val="center"/>
           </w:tcPr>
@@ -1171,8 +1251,8 @@
                 <w:i/>
                 <w:iCs/>
                 <w:color w:val="444444"/>
-                <w:sz w:val="20"/>
-                <w:szCs w:val="20"/>
+                <w:sz w:val="19"/>
+                <w:szCs w:val="19"/>
               </w:rPr>
               <w:t xml:space="preserve">I don't think I can stay neutral on this one, honestly.</w:t>
             </w:r>
@@ -1184,10 +1264,10 @@
           <w:tcPr>
             <w:tcW w:type="dxa" w:w="2600"/>
             <w:tcMar>
-              <w:top w:type="dxa" w:w="90"/>
-              <w:left w:type="dxa" w:w="120"/>
-              <w:bottom w:type="dxa" w:w="90"/>
-              <w:right w:type="dxa" w:w="120"/>
+              <w:top w:type="dxa" w:w="70"/>
+              <w:left w:type="dxa" w:w="110"/>
+              <w:bottom w:type="dxa" w:w="70"/>
+              <w:right w:type="dxa" w:w="110"/>
             </w:tcMar>
             <w:vAlign w:val="center"/>
           </w:tcPr>
@@ -1200,8 +1280,8 @@
                 <w:i w:val="false"/>
                 <w:iCs w:val="false"/>
                 <w:color w:val="444444"/>
-                <w:sz w:val="20"/>
-                <w:szCs w:val="20"/>
+                <w:sz w:val="19"/>
+                <w:szCs w:val="19"/>
               </w:rPr>
               <w:t xml:space="preserve">to feel strongly about</w:t>
             </w:r>
@@ -1211,24 +1291,24 @@
           <w:tcPr>
             <w:tcW w:type="dxa" w:w="2000"/>
             <w:tcMar>
-              <w:top w:type="dxa" w:w="90"/>
-              <w:left w:type="dxa" w:w="120"/>
-              <w:bottom w:type="dxa" w:w="90"/>
-              <w:right w:type="dxa" w:w="120"/>
-            </w:tcMar>
-            <w:vAlign w:val="center"/>
-          </w:tcPr>
-          <w:p>
-            <w:r>
-              <w:rPr>
-                <w:rFonts w:ascii="Calibri" w:cs="Calibri" w:eastAsia="Calibri" w:hAnsi="Calibri"/>
-                <w:b w:val="false"/>
-                <w:bCs w:val="false"/>
-                <w:i w:val="false"/>
-                <w:iCs w:val="false"/>
-                <w:color w:val="444444"/>
-                <w:sz w:val="20"/>
-                <w:szCs w:val="20"/>
+              <w:top w:type="dxa" w:w="70"/>
+              <w:left w:type="dxa" w:w="110"/>
+              <w:bottom w:type="dxa" w:w="70"/>
+              <w:right w:type="dxa" w:w="110"/>
+            </w:tcMar>
+            <w:vAlign w:val="center"/>
+          </w:tcPr>
+          <w:p>
+            <w:r>
+              <w:rPr>
+                <w:rFonts w:ascii="Calibri" w:cs="Calibri" w:eastAsia="Calibri" w:hAnsi="Calibri"/>
+                <w:b w:val="false"/>
+                <w:bCs w:val="false"/>
+                <w:i w:val="false"/>
+                <w:iCs w:val="false"/>
+                <w:color w:val="444444"/>
+                <w:sz w:val="19"/>
+                <w:szCs w:val="19"/>
               </w:rPr>
               <w:t xml:space="preserve">ter opinião forte sobre</w:t>
             </w:r>
@@ -1238,10 +1318,10 @@
           <w:tcPr>
             <w:tcW w:type="dxa" w:w="4600"/>
             <w:tcMar>
-              <w:top w:type="dxa" w:w="90"/>
-              <w:left w:type="dxa" w:w="120"/>
-              <w:bottom w:type="dxa" w:w="90"/>
-              <w:right w:type="dxa" w:w="120"/>
+              <w:top w:type="dxa" w:w="70"/>
+              <w:left w:type="dxa" w:w="110"/>
+              <w:bottom w:type="dxa" w:w="70"/>
+              <w:right w:type="dxa" w:w="110"/>
             </w:tcMar>
             <w:vAlign w:val="center"/>
           </w:tcPr>
@@ -1254,8 +1334,8 @@
                 <w:i/>
                 <w:iCs/>
                 <w:color w:val="444444"/>
-                <w:sz w:val="20"/>
-                <w:szCs w:val="20"/>
+                <w:sz w:val="19"/>
+                <w:szCs w:val="19"/>
               </w:rPr>
               <w:t xml:space="preserve">I feel strongly about this, for personal reasons.</w:t>
             </w:r>
@@ -1266,7 +1346,7 @@
     <w:p>
       <w:pPr>
         <w:shd w:fill="178A6D" w:val="clear"/>
-        <w:spacing w:after="150" w:before="500"/>
+        <w:spacing w:after="110" w:before="340"/>
       </w:pPr>
       <w:r>
         <w:rPr>
@@ -1274,8 +1354,8 @@
           <w:b/>
           <w:bCs/>
           <w:color w:val="FFFFFF"/>
-          <w:sz w:val="20"/>
-          <w:szCs w:val="20"/>
+          <w:sz w:val="18"/>
+          <w:szCs w:val="18"/>
         </w:rPr>
         <w:t xml:space="preserve">  ETAPA 2  </w:t>
       </w:r>
@@ -1285,10 +1365,22 @@
           <w:b/>
           <w:bCs/>
           <w:color w:val="FFFFFF"/>
-          <w:sz w:val="24"/>
-          <w:szCs w:val="24"/>
+          <w:sz w:val="23"/>
+          <w:szCs w:val="23"/>
         </w:rPr>
         <w:t xml:space="preserve">   Leitura com Orientação de Estudo</w:t>
+      </w:r>
+      <w:r>
+        <w:rPr>
+          <w:rFonts w:ascii="Calibri" w:cs="Calibri" w:eastAsia="Calibri" w:hAnsi="Calibri"/>
+          <w:i/>
+          <w:iCs/>
+          <w:color w:val="D8E7F2"/>
+          <w:sz w:val="17"/>
+          <w:szCs w:val="17"/>
+        </w:rPr>
+        <w:br/>
+        <w:t xml:space="preserve">   Guided Reading</w:t>
       </w:r>
     </w:p>
     <w:tbl>
@@ -1311,15 +1403,15 @@
           <w:tcPr>
             <w:shd w:fill="E9F5F1" w:val="clear"/>
             <w:tcMar>
-              <w:top w:type="dxa" w:w="150"/>
-              <w:left w:type="dxa" w:w="200"/>
-              <w:bottom w:type="dxa" w:w="150"/>
-              <w:right w:type="dxa" w:w="200"/>
+              <w:top w:type="dxa" w:w="110"/>
+              <w:left w:type="dxa" w:w="180"/>
+              <w:bottom w:type="dxa" w:w="110"/>
+              <w:right w:type="dxa" w:w="180"/>
             </w:tcMar>
           </w:tcPr>
           <w:p>
             <w:pPr>
-              <w:spacing w:after="80"/>
+              <w:spacing w:after="60"/>
             </w:pPr>
             <w:r>
               <w:rPr>
@@ -1327,50 +1419,50 @@
                 <w:b/>
                 <w:bCs/>
                 <w:color w:val="178A6D"/>
-                <w:sz w:val="21"/>
-                <w:szCs w:val="21"/>
+                <w:sz w:val="20"/>
+                <w:szCs w:val="20"/>
               </w:rPr>
               <w:t xml:space="preserve">Como ler este texto</w:t>
             </w:r>
           </w:p>
           <w:p>
             <w:pPr>
-              <w:spacing w:after="60"/>
+              <w:spacing w:after="40"/>
             </w:pPr>
             <w:r>
               <w:rPr>
                 <w:rFonts w:ascii="Calibri" w:cs="Calibri" w:eastAsia="Calibri" w:hAnsi="Calibri"/>
                 <w:color w:val="444444"/>
-                <w:sz w:val="21"/>
-                <w:szCs w:val="21"/>
-              </w:rPr>
-              <w:t xml:space="preserve">1) Leia uma vez, rápido, só para captar a ideia geral — sem parar no que não entender.</w:t>
+                <w:sz w:val="20"/>
+                <w:szCs w:val="20"/>
+              </w:rPr>
+              <w:t xml:space="preserve">1) Leia uma vez, rápido, só para captar a ideia geral, sem parar no que não entender.</w:t>
             </w:r>
           </w:p>
           <w:p>
             <w:pPr>
-              <w:spacing w:after="60"/>
+              <w:spacing w:after="40"/>
             </w:pPr>
             <w:r>
               <w:rPr>
                 <w:rFonts w:ascii="Calibri" w:cs="Calibri" w:eastAsia="Calibri" w:hAnsi="Calibri"/>
                 <w:color w:val="444444"/>
-                <w:sz w:val="21"/>
-                <w:szCs w:val="21"/>
+                <w:sz w:val="20"/>
+                <w:szCs w:val="20"/>
               </w:rPr>
               <w:t xml:space="preserve">2) Leia de novo e grife toda expressão da Etapa 1 que aparecer no texto.</w:t>
             </w:r>
           </w:p>
           <w:p>
             <w:pPr>
-              <w:spacing w:after="60"/>
+              <w:spacing w:after="40"/>
             </w:pPr>
             <w:r>
               <w:rPr>
                 <w:rFonts w:ascii="Calibri" w:cs="Calibri" w:eastAsia="Calibri" w:hAnsi="Calibri"/>
                 <w:color w:val="444444"/>
-                <w:sz w:val="21"/>
-                <w:szCs w:val="21"/>
+                <w:sz w:val="20"/>
+                <w:szCs w:val="20"/>
               </w:rPr>
               <w:t xml:space="preserve">3) Releia em voz alta, como se você estivesse contando essa história sobre você mesmo.</w:t>
             </w:r>
@@ -1380,7 +1472,7 @@
     </w:tbl>
     <w:p>
       <w:pPr>
-        <w:spacing w:after="160" w:line="300"/>
+        <w:spacing w:after="120" w:line="276"/>
       </w:pPr>
       <w:r>
         <w:rPr>
@@ -1390,15 +1482,15 @@
           <w:i w:val="false"/>
           <w:iCs w:val="false"/>
           <w:color w:val="444444"/>
-          <w:sz w:val="22"/>
-          <w:szCs w:val="22"/>
+          <w:sz w:val="21"/>
+          <w:szCs w:val="21"/>
         </w:rPr>
         <w:t xml:space="preserve">"Conviction and Openness Aren't Opposites"</w:t>
       </w:r>
     </w:p>
     <w:p>
       <w:pPr>
-        <w:spacing w:after="160" w:line="300"/>
+        <w:spacing w:after="120" w:line="276"/>
       </w:pPr>
       <w:r>
         <w:rPr>
@@ -1408,15 +1500,15 @@
           <w:i w:val="false"/>
           <w:iCs w:val="false"/>
           <w:color w:val="444444"/>
-          <w:sz w:val="22"/>
-          <w:szCs w:val="22"/>
+          <w:sz w:val="21"/>
+          <w:szCs w:val="21"/>
         </w:rPr>
         <w:t xml:space="preserve">Talking about social issues in English well means holding two things at once: genuine conviction and openness to other perspectives. "I feel strongly that this policy needs to change, though I recognize reasonable people disagree on the best approach" states a position clearly without dismissing disagreement.</w:t>
       </w:r>
     </w:p>
     <w:p>
       <w:pPr>
-        <w:spacing w:after="160" w:line="300"/>
+        <w:spacing w:after="120" w:line="276"/>
       </w:pPr>
       <w:r>
         <w:rPr>
@@ -1426,15 +1518,15 @@
           <w:i w:val="false"/>
           <w:iCs w:val="false"/>
           <w:color w:val="444444"/>
-          <w:sz w:val="22"/>
-          <w:szCs w:val="22"/>
-        </w:rPr>
-        <w:t xml:space="preserve">"Regardless of where you stand on this" is a useful opener for finding shared ground before diving into a more specific opinion — it signals you're aware the topic is contested, without abandoning your own view.</w:t>
-      </w:r>
-    </w:p>
-    <w:p>
-      <w:pPr>
-        <w:spacing w:after="160" w:line="300"/>
+          <w:sz w:val="21"/>
+          <w:szCs w:val="21"/>
+        </w:rPr>
+        <w:t xml:space="preserve">"Regardless of where you stand on this" is a useful opener for finding shared ground before diving into a more specific opinion, it signals you're aware the topic is contested, without abandoning your own view.</w:t>
+      </w:r>
+    </w:p>
+    <w:p>
+      <w:pPr>
+        <w:spacing w:after="120" w:line="276"/>
       </w:pPr>
       <w:r>
         <w:rPr>
@@ -1444,8 +1536,8 @@
           <w:i w:val="false"/>
           <w:iCs w:val="false"/>
           <w:color w:val="444444"/>
-          <w:sz w:val="22"/>
-          <w:szCs w:val="22"/>
+          <w:sz w:val="21"/>
+          <w:szCs w:val="21"/>
         </w:rPr>
         <w:t xml:space="preserve">It's also fine to admit when neutrality doesn't feel honest: "I don't think I can stay neutral on this one" is a respected, direct way to signal you have a real position, without necessarily starting a confrontation.</w:t>
       </w:r>
@@ -1453,7 +1545,7 @@
     <w:p>
       <w:pPr>
         <w:shd w:fill="7D5BA6" w:val="clear"/>
-        <w:spacing w:after="150" w:before="500"/>
+        <w:spacing w:after="110" w:before="340"/>
       </w:pPr>
       <w:r>
         <w:rPr>
@@ -1461,8 +1553,8 @@
           <w:b/>
           <w:bCs/>
           <w:color w:val="FFFFFF"/>
-          <w:sz w:val="20"/>
-          <w:szCs w:val="20"/>
+          <w:sz w:val="18"/>
+          <w:szCs w:val="18"/>
         </w:rPr>
         <w:t xml:space="preserve">  ETAPA 3  </w:t>
       </w:r>
@@ -1472,15 +1564,27 @@
           <w:b/>
           <w:bCs/>
           <w:color w:val="FFFFFF"/>
-          <w:sz w:val="24"/>
-          <w:szCs w:val="24"/>
+          <w:sz w:val="23"/>
+          <w:szCs w:val="23"/>
         </w:rPr>
         <w:t xml:space="preserve">   Listening com Suporte em Áudio e Vídeo</w:t>
       </w:r>
-    </w:p>
-    <w:p>
-      <w:pPr>
-        <w:spacing w:after="160" w:line="300"/>
+      <w:r>
+        <w:rPr>
+          <w:rFonts w:ascii="Calibri" w:cs="Calibri" w:eastAsia="Calibri" w:hAnsi="Calibri"/>
+          <w:i/>
+          <w:iCs/>
+          <w:color w:val="D8E7F2"/>
+          <w:sz w:val="17"/>
+          <w:szCs w:val="17"/>
+        </w:rPr>
+        <w:br/>
+        <w:t xml:space="preserve">   Guided Listening</w:t>
+      </w:r>
+    </w:p>
+    <w:p>
+      <w:pPr>
+        <w:spacing w:after="120" w:line="276"/>
       </w:pPr>
       <w:r>
         <w:rPr>
@@ -1490,8 +1594,8 @@
           <w:i w:val="false"/>
           <w:iCs w:val="false"/>
           <w:color w:val="444444"/>
-          <w:sz w:val="22"/>
-          <w:szCs w:val="22"/>
+          <w:sz w:val="21"/>
+          <w:szCs w:val="21"/>
         </w:rPr>
         <w:t xml:space="preserve">Ouça o áudio deste tema (arquivo disponível para download na plataforma: audio/tema-95-opinion-on-social-issues.mp3) com o roteiro abaixo. Primeiro sem ler, depois acompanhando o texto.</w:t>
       </w:r>
@@ -1516,15 +1620,15 @@
           <w:tcPr>
             <w:shd w:fill="F1ECF7" w:val="clear"/>
             <w:tcMar>
-              <w:top w:type="dxa" w:w="150"/>
-              <w:left w:type="dxa" w:w="200"/>
-              <w:bottom w:type="dxa" w:w="150"/>
-              <w:right w:type="dxa" w:w="200"/>
+              <w:top w:type="dxa" w:w="110"/>
+              <w:left w:type="dxa" w:w="180"/>
+              <w:bottom w:type="dxa" w:w="110"/>
+              <w:right w:type="dxa" w:w="180"/>
             </w:tcMar>
           </w:tcPr>
           <w:p>
             <w:pPr>
-              <w:spacing w:after="80"/>
+              <w:spacing w:after="60"/>
             </w:pPr>
             <w:r>
               <w:rPr>
@@ -1532,38 +1636,38 @@
                 <w:b/>
                 <w:bCs/>
                 <w:color w:val="7D5BA6"/>
-                <w:sz w:val="21"/>
-                <w:szCs w:val="21"/>
+                <w:sz w:val="20"/>
+                <w:szCs w:val="20"/>
               </w:rPr>
               <w:t xml:space="preserve">Roteiro do áudio (Audio Script)</w:t>
             </w:r>
           </w:p>
           <w:p>
             <w:pPr>
-              <w:spacing w:after="60"/>
+              <w:spacing w:after="40"/>
             </w:pPr>
             <w:r>
               <w:rPr>
                 <w:rFonts w:ascii="Calibri" w:cs="Calibri" w:eastAsia="Calibri" w:hAnsi="Calibri"/>
                 <w:color w:val="444444"/>
-                <w:sz w:val="21"/>
-                <w:szCs w:val="21"/>
+                <w:sz w:val="20"/>
+                <w:szCs w:val="20"/>
               </w:rPr>
               <w:t xml:space="preserve">"Where do you stand on this issue?"</w:t>
             </w:r>
           </w:p>
           <w:p>
             <w:pPr>
-              <w:spacing w:after="60"/>
+              <w:spacing w:after="40"/>
             </w:pPr>
             <w:r>
               <w:rPr>
                 <w:rFonts w:ascii="Calibri" w:cs="Calibri" w:eastAsia="Calibri" w:hAnsi="Calibri"/>
                 <w:color w:val="444444"/>
-                <w:sz w:val="21"/>
-                <w:szCs w:val="21"/>
-              </w:rPr>
-              <w:t xml:space="preserve">"Honestly, I don't think I can stay neutral — I feel strongly that we need real policy change here. Regardless of where you stand, I think we can agree awareness alone isn't enough."</w:t>
+                <w:sz w:val="20"/>
+                <w:szCs w:val="20"/>
+              </w:rPr>
+              <w:t xml:space="preserve">"Honestly, I don't think I can stay neutral, I feel strongly that we need real policy change here. Regardless of where you stand, I think we can agree awareness alone isn't enough."</w:t>
             </w:r>
           </w:p>
         </w:tc>
@@ -1571,7 +1675,7 @@
     </w:tbl>
     <w:p>
       <w:pPr>
-        <w:spacing w:after="160" w:line="300"/>
+        <w:spacing w:after="120" w:line="276"/>
       </w:pPr>
       <w:r>
         <w:rPr>
@@ -1581,8 +1685,8 @@
           <w:i w:val="false"/>
           <w:iCs w:val="false"/>
           <w:color w:val="444444"/>
-          <w:sz w:val="22"/>
-          <w:szCs w:val="22"/>
+          <w:sz w:val="21"/>
+          <w:szCs w:val="21"/>
         </w:rPr>
         <w:t xml:space="preserve">Note a posição clara ("I feel strongly") acompanhada de uma ponte para quem pensa diferente ("regardless of where you stand").</w:t>
       </w:r>
@@ -1590,7 +1694,7 @@
     <w:p>
       <w:pPr>
         <w:shd w:fill="C9762B" w:val="clear"/>
-        <w:spacing w:after="150" w:before="500"/>
+        <w:spacing w:after="110" w:before="340"/>
       </w:pPr>
       <w:r>
         <w:rPr>
@@ -1598,8 +1702,8 @@
           <w:b/>
           <w:bCs/>
           <w:color w:val="FFFFFF"/>
-          <w:sz w:val="20"/>
-          <w:szCs w:val="20"/>
+          <w:sz w:val="18"/>
+          <w:szCs w:val="18"/>
         </w:rPr>
         <w:t xml:space="preserve">  ETAPA 4  </w:t>
       </w:r>
@@ -1609,15 +1713,27 @@
           <w:b/>
           <w:bCs/>
           <w:color w:val="FFFFFF"/>
-          <w:sz w:val="24"/>
-          <w:szCs w:val="24"/>
+          <w:sz w:val="23"/>
+          <w:szCs w:val="23"/>
         </w:rPr>
         <w:t xml:space="preserve">   Writing como Preparação para a Fala</w:t>
       </w:r>
-    </w:p>
-    <w:p>
-      <w:pPr>
-        <w:spacing w:after="160" w:line="300"/>
+      <w:r>
+        <w:rPr>
+          <w:rFonts w:ascii="Calibri" w:cs="Calibri" w:eastAsia="Calibri" w:hAnsi="Calibri"/>
+          <w:i/>
+          <w:iCs/>
+          <w:color w:val="D8E7F2"/>
+          <w:sz w:val="17"/>
+          <w:szCs w:val="17"/>
+        </w:rPr>
+        <w:br/>
+        <w:t xml:space="preserve">   Writing Before Speaking</w:t>
+      </w:r>
+    </w:p>
+    <w:p>
+      <w:pPr>
+        <w:spacing w:after="120" w:line="276"/>
       </w:pPr>
       <w:r>
         <w:rPr>
@@ -1627,10 +1743,10 @@
           <w:i w:val="false"/>
           <w:iCs w:val="false"/>
           <w:color w:val="444444"/>
-          <w:sz w:val="22"/>
-          <w:szCs w:val="22"/>
-        </w:rPr>
-        <w:t xml:space="preserve">Antes de falar, escreva. Use as perguntas abaixo como guia e escreva de 4 a 6 frases — não precisa ser perfeito, precisa existir no papel primeiro.</w:t>
+          <w:sz w:val="21"/>
+          <w:szCs w:val="21"/>
+        </w:rPr>
+        <w:t xml:space="preserve">Antes de falar, escreva. Use as perguntas abaixo como guia e escreva de 4 a 6 frases: não precisa ser perfeito, precisa existir no papel primeiro.</w:t>
       </w:r>
     </w:p>
     <w:p>
@@ -1640,14 +1756,14 @@
           <w:ilvl w:val="0"/>
           <w:numId w:val="2"/>
         </w:numPr>
-        <w:spacing w:after="140" w:line="280"/>
+        <w:spacing w:after="100" w:line="264"/>
       </w:pPr>
       <w:r>
         <w:rPr>
           <w:rFonts w:ascii="Calibri" w:cs="Calibri" w:eastAsia="Calibri" w:hAnsi="Calibri"/>
           <w:color w:val="13293D"/>
-          <w:sz w:val="22"/>
-          <w:szCs w:val="22"/>
+          <w:sz w:val="21"/>
+          <w:szCs w:val="21"/>
         </w:rPr>
         <w:t xml:space="preserve">What's a social issue you feel strongly about, and why?</w:t>
       </w:r>
@@ -1659,14 +1775,14 @@
           <w:ilvl w:val="0"/>
           <w:numId w:val="2"/>
         </w:numPr>
-        <w:spacing w:after="140" w:line="280"/>
+        <w:spacing w:after="100" w:line="264"/>
       </w:pPr>
       <w:r>
         <w:rPr>
           <w:rFonts w:ascii="Calibri" w:cs="Calibri" w:eastAsia="Calibri" w:hAnsi="Calibri"/>
           <w:color w:val="13293D"/>
-          <w:sz w:val="22"/>
-          <w:szCs w:val="22"/>
+          <w:sz w:val="21"/>
+          <w:szCs w:val="21"/>
         </w:rPr>
         <w:t xml:space="preserve">How do you advocate for that issue in your own life, even in small ways?</w:t>
       </w:r>
@@ -1678,14 +1794,14 @@
           <w:ilvl w:val="0"/>
           <w:numId w:val="2"/>
         </w:numPr>
-        <w:spacing w:after="140" w:line="280"/>
+        <w:spacing w:after="100" w:line="264"/>
       </w:pPr>
       <w:r>
         <w:rPr>
           <w:rFonts w:ascii="Calibri" w:cs="Calibri" w:eastAsia="Calibri" w:hAnsi="Calibri"/>
           <w:color w:val="13293D"/>
-          <w:sz w:val="22"/>
-          <w:szCs w:val="22"/>
+          <w:sz w:val="21"/>
+          <w:szCs w:val="21"/>
         </w:rPr>
         <w:t xml:space="preserve">What's some common ground that likely exists even among people who disagree on this issue?</w:t>
       </w:r>
@@ -1697,21 +1813,21 @@
           <w:ilvl w:val="0"/>
           <w:numId w:val="2"/>
         </w:numPr>
-        <w:spacing w:after="140" w:line="280"/>
+        <w:spacing w:after="100" w:line="264"/>
       </w:pPr>
       <w:r>
         <w:rPr>
           <w:rFonts w:ascii="Calibri" w:cs="Calibri" w:eastAsia="Calibri" w:hAnsi="Calibri"/>
           <w:color w:val="13293D"/>
-          <w:sz w:val="22"/>
-          <w:szCs w:val="22"/>
+          <w:sz w:val="21"/>
+          <w:szCs w:val="21"/>
         </w:rPr>
         <w:t xml:space="preserve">How do you stay open to other perspectives on a topic you feel strongly about?</w:t>
       </w:r>
     </w:p>
     <w:p>
       <w:pPr>
-        <w:spacing w:after="160" w:line="300"/>
+        <w:spacing w:after="120" w:line="276"/>
       </w:pPr>
       <w:r>
         <w:rPr>
@@ -1721,8 +1837,8 @@
           <w:i w:val="false"/>
           <w:iCs w:val="false"/>
           <w:color w:val="444444"/>
-          <w:sz w:val="22"/>
-          <w:szCs w:val="22"/>
+          <w:sz w:val="21"/>
+          <w:szCs w:val="21"/>
         </w:rPr>
         <w:t xml:space="preserve">Espaço para escrever:</w:t>
       </w:r>
@@ -1732,12 +1848,12 @@
         <w:pBdr>
           <w:bottom w:val="single" w:color="C9D6E3" w:sz="4" w:space="4"/>
         </w:pBdr>
-        <w:spacing w:after="220"/>
-      </w:pPr>
-      <w:r>
-        <w:rPr>
-          <w:sz w:val="22"/>
-          <w:szCs w:val="22"/>
+        <w:spacing w:after="160"/>
+      </w:pPr>
+      <w:r>
+        <w:rPr>
+          <w:sz w:val="21"/>
+          <w:szCs w:val="21"/>
         </w:rPr>
         <w:t xml:space="preserve"> </w:t>
       </w:r>
@@ -1747,12 +1863,12 @@
         <w:pBdr>
           <w:bottom w:val="single" w:color="C9D6E3" w:sz="4" w:space="4"/>
         </w:pBdr>
-        <w:spacing w:after="220"/>
-      </w:pPr>
-      <w:r>
-        <w:rPr>
-          <w:sz w:val="22"/>
-          <w:szCs w:val="22"/>
+        <w:spacing w:after="160"/>
+      </w:pPr>
+      <w:r>
+        <w:rPr>
+          <w:sz w:val="21"/>
+          <w:szCs w:val="21"/>
         </w:rPr>
         <w:t xml:space="preserve"> </w:t>
       </w:r>
@@ -1762,12 +1878,12 @@
         <w:pBdr>
           <w:bottom w:val="single" w:color="C9D6E3" w:sz="4" w:space="4"/>
         </w:pBdr>
-        <w:spacing w:after="220"/>
-      </w:pPr>
-      <w:r>
-        <w:rPr>
-          <w:sz w:val="22"/>
-          <w:szCs w:val="22"/>
+        <w:spacing w:after="160"/>
+      </w:pPr>
+      <w:r>
+        <w:rPr>
+          <w:sz w:val="21"/>
+          <w:szCs w:val="21"/>
         </w:rPr>
         <w:t xml:space="preserve"> </w:t>
       </w:r>
@@ -1777,12 +1893,12 @@
         <w:pBdr>
           <w:bottom w:val="single" w:color="C9D6E3" w:sz="4" w:space="4"/>
         </w:pBdr>
-        <w:spacing w:after="220"/>
-      </w:pPr>
-      <w:r>
-        <w:rPr>
-          <w:sz w:val="22"/>
-          <w:szCs w:val="22"/>
+        <w:spacing w:after="160"/>
+      </w:pPr>
+      <w:r>
+        <w:rPr>
+          <w:sz w:val="21"/>
+          <w:szCs w:val="21"/>
         </w:rPr>
         <w:t xml:space="preserve"> </w:t>
       </w:r>
@@ -1792,35 +1908,20 @@
         <w:pBdr>
           <w:bottom w:val="single" w:color="C9D6E3" w:sz="4" w:space="4"/>
         </w:pBdr>
-        <w:spacing w:after="220"/>
-      </w:pPr>
-      <w:r>
-        <w:rPr>
-          <w:sz w:val="22"/>
-          <w:szCs w:val="22"/>
+        <w:spacing w:after="160"/>
+      </w:pPr>
+      <w:r>
+        <w:rPr>
+          <w:sz w:val="21"/>
+          <w:szCs w:val="21"/>
         </w:rPr>
         <w:t xml:space="preserve"> </w:t>
       </w:r>
     </w:p>
     <w:p>
       <w:pPr>
-        <w:pBdr>
-          <w:bottom w:val="single" w:color="C9D6E3" w:sz="4" w:space="4"/>
-        </w:pBdr>
-        <w:spacing w:after="220"/>
-      </w:pPr>
-      <w:r>
-        <w:rPr>
-          <w:sz w:val="22"/>
-          <w:szCs w:val="22"/>
-        </w:rPr>
-        <w:t xml:space="preserve"> </w:t>
-      </w:r>
-    </w:p>
-    <w:p>
-      <w:pPr>
         <w:shd w:fill="B4483A" w:val="clear"/>
-        <w:spacing w:after="150" w:before="500"/>
+        <w:spacing w:after="110" w:before="340"/>
       </w:pPr>
       <w:r>
         <w:rPr>
@@ -1828,8 +1929,8 @@
           <w:b/>
           <w:bCs/>
           <w:color w:val="FFFFFF"/>
-          <w:sz w:val="20"/>
-          <w:szCs w:val="20"/>
+          <w:sz w:val="18"/>
+          <w:szCs w:val="18"/>
         </w:rPr>
         <w:t xml:space="preserve">  ETAPA 5  </w:t>
       </w:r>
@@ -1839,15 +1940,27 @@
           <w:b/>
           <w:bCs/>
           <w:color w:val="FFFFFF"/>
-          <w:sz w:val="24"/>
-          <w:szCs w:val="24"/>
+          <w:sz w:val="23"/>
+          <w:szCs w:val="23"/>
         </w:rPr>
         <w:t xml:space="preserve">   Gramática de Apoio Aplicada à Conversação</w:t>
       </w:r>
-    </w:p>
-    <w:p>
-      <w:pPr>
-        <w:spacing w:after="160" w:line="300"/>
+      <w:r>
+        <w:rPr>
+          <w:rFonts w:ascii="Calibri" w:cs="Calibri" w:eastAsia="Calibri" w:hAnsi="Calibri"/>
+          <w:i/>
+          <w:iCs/>
+          <w:color w:val="D8E7F2"/>
+          <w:sz w:val="17"/>
+          <w:szCs w:val="17"/>
+        </w:rPr>
+        <w:br/>
+        <w:t xml:space="preserve">   Grammar for Conversation</w:t>
+      </w:r>
+    </w:p>
+    <w:p>
+      <w:pPr>
+        <w:spacing w:after="120" w:line="276"/>
       </w:pPr>
       <w:r>
         <w:rPr>
@@ -1857,8 +1970,8 @@
           <w:i w:val="false"/>
           <w:iCs w:val="false"/>
           <w:color w:val="444444"/>
-          <w:sz w:val="22"/>
-          <w:szCs w:val="22"/>
+          <w:sz w:val="21"/>
+          <w:szCs w:val="21"/>
         </w:rPr>
         <w:t xml:space="preserve">Opinar sobre questões sociais reutiliza estruturas do Tema 3, reforçadas com pontes para quem pensa diferente.</w:t>
       </w:r>
@@ -1889,10 +2002,10 @@
             <w:tcW w:type="dxa" w:w="2200"/>
             <w:shd w:fill="B4483A" w:val="clear"/>
             <w:tcMar>
-              <w:top w:type="dxa" w:w="100"/>
-              <w:left w:type="dxa" w:w="120"/>
-              <w:bottom w:type="dxa" w:w="100"/>
-              <w:right w:type="dxa" w:w="120"/>
+              <w:top w:type="dxa" w:w="80"/>
+              <w:left w:type="dxa" w:w="110"/>
+              <w:bottom w:type="dxa" w:w="80"/>
+              <w:right w:type="dxa" w:w="110"/>
             </w:tcMar>
             <w:vAlign w:val="center"/>
           </w:tcPr>
@@ -1903,8 +2016,8 @@
                 <w:b/>
                 <w:bCs/>
                 <w:color w:val="FFFFFF"/>
-                <w:sz w:val="20"/>
-                <w:szCs w:val="20"/>
+                <w:sz w:val="19"/>
+                <w:szCs w:val="19"/>
               </w:rPr>
               <w:t xml:space="preserve">Estrutura</w:t>
             </w:r>
@@ -1915,10 +2028,10 @@
             <w:tcW w:type="dxa" w:w="3600"/>
             <w:shd w:fill="B4483A" w:val="clear"/>
             <w:tcMar>
-              <w:top w:type="dxa" w:w="100"/>
-              <w:left w:type="dxa" w:w="120"/>
-              <w:bottom w:type="dxa" w:w="100"/>
-              <w:right w:type="dxa" w:w="120"/>
+              <w:top w:type="dxa" w:w="80"/>
+              <w:left w:type="dxa" w:w="110"/>
+              <w:bottom w:type="dxa" w:w="80"/>
+              <w:right w:type="dxa" w:w="110"/>
             </w:tcMar>
             <w:vAlign w:val="center"/>
           </w:tcPr>
@@ -1929,8 +2042,8 @@
                 <w:b/>
                 <w:bCs/>
                 <w:color w:val="FFFFFF"/>
-                <w:sz w:val="20"/>
-                <w:szCs w:val="20"/>
+                <w:sz w:val="19"/>
+                <w:szCs w:val="19"/>
               </w:rPr>
               <w:t xml:space="preserve">Exemplo (EN)</w:t>
             </w:r>
@@ -1941,10 +2054,10 @@
             <w:tcW w:type="dxa" w:w="3400"/>
             <w:shd w:fill="B4483A" w:val="clear"/>
             <w:tcMar>
-              <w:top w:type="dxa" w:w="100"/>
-              <w:left w:type="dxa" w:w="120"/>
-              <w:bottom w:type="dxa" w:w="100"/>
-              <w:right w:type="dxa" w:w="120"/>
+              <w:top w:type="dxa" w:w="80"/>
+              <w:left w:type="dxa" w:w="110"/>
+              <w:bottom w:type="dxa" w:w="80"/>
+              <w:right w:type="dxa" w:w="110"/>
             </w:tcMar>
             <w:vAlign w:val="center"/>
           </w:tcPr>
@@ -1955,8 +2068,8 @@
                 <w:b/>
                 <w:bCs/>
                 <w:color w:val="FFFFFF"/>
-                <w:sz w:val="20"/>
-                <w:szCs w:val="20"/>
+                <w:sz w:val="19"/>
+                <w:szCs w:val="19"/>
               </w:rPr>
               <w:t xml:space="preserve">Tradução (PT)</w:t>
             </w:r>
@@ -1968,10 +2081,10 @@
           <w:tcPr>
             <w:tcW w:type="dxa" w:w="2200"/>
             <w:tcMar>
-              <w:top w:type="dxa" w:w="90"/>
-              <w:left w:type="dxa" w:w="120"/>
-              <w:bottom w:type="dxa" w:w="90"/>
-              <w:right w:type="dxa" w:w="120"/>
+              <w:top w:type="dxa" w:w="70"/>
+              <w:left w:type="dxa" w:w="110"/>
+              <w:bottom w:type="dxa" w:w="70"/>
+              <w:right w:type="dxa" w:w="110"/>
             </w:tcMar>
             <w:vAlign w:val="center"/>
           </w:tcPr>
@@ -1984,8 +2097,8 @@
                 <w:i w:val="false"/>
                 <w:iCs w:val="false"/>
                 <w:color w:val="444444"/>
-                <w:sz w:val="20"/>
-                <w:szCs w:val="20"/>
+                <w:sz w:val="19"/>
+                <w:szCs w:val="19"/>
               </w:rPr>
               <w:t xml:space="preserve">I feel strongly that...</w:t>
             </w:r>
@@ -1995,10 +2108,10 @@
           <w:tcPr>
             <w:tcW w:type="dxa" w:w="3600"/>
             <w:tcMar>
-              <w:top w:type="dxa" w:w="90"/>
-              <w:left w:type="dxa" w:w="120"/>
-              <w:bottom w:type="dxa" w:w="90"/>
-              <w:right w:type="dxa" w:w="120"/>
+              <w:top w:type="dxa" w:w="70"/>
+              <w:left w:type="dxa" w:w="110"/>
+              <w:bottom w:type="dxa" w:w="70"/>
+              <w:right w:type="dxa" w:w="110"/>
             </w:tcMar>
             <w:vAlign w:val="center"/>
           </w:tcPr>
@@ -2011,8 +2124,8 @@
                 <w:i/>
                 <w:iCs/>
                 <w:color w:val="444444"/>
-                <w:sz w:val="20"/>
-                <w:szCs w:val="20"/>
+                <w:sz w:val="19"/>
+                <w:szCs w:val="19"/>
               </w:rPr>
               <w:t xml:space="preserve">I feel strongly that this needs to change.</w:t>
             </w:r>
@@ -2022,24 +2135,24 @@
           <w:tcPr>
             <w:tcW w:type="dxa" w:w="3400"/>
             <w:tcMar>
-              <w:top w:type="dxa" w:w="90"/>
-              <w:left w:type="dxa" w:w="120"/>
-              <w:bottom w:type="dxa" w:w="90"/>
-              <w:right w:type="dxa" w:w="120"/>
-            </w:tcMar>
-            <w:vAlign w:val="center"/>
-          </w:tcPr>
-          <w:p>
-            <w:r>
-              <w:rPr>
-                <w:rFonts w:ascii="Calibri" w:cs="Calibri" w:eastAsia="Calibri" w:hAnsi="Calibri"/>
-                <w:b w:val="false"/>
-                <w:bCs w:val="false"/>
-                <w:i w:val="false"/>
-                <w:iCs w:val="false"/>
-                <w:color w:val="444444"/>
-                <w:sz w:val="20"/>
-                <w:szCs w:val="20"/>
+              <w:top w:type="dxa" w:w="70"/>
+              <w:left w:type="dxa" w:w="110"/>
+              <w:bottom w:type="dxa" w:w="70"/>
+              <w:right w:type="dxa" w:w="110"/>
+            </w:tcMar>
+            <w:vAlign w:val="center"/>
+          </w:tcPr>
+          <w:p>
+            <w:r>
+              <w:rPr>
+                <w:rFonts w:ascii="Calibri" w:cs="Calibri" w:eastAsia="Calibri" w:hAnsi="Calibri"/>
+                <w:b w:val="false"/>
+                <w:bCs w:val="false"/>
+                <w:i w:val="false"/>
+                <w:iCs w:val="false"/>
+                <w:color w:val="444444"/>
+                <w:sz w:val="19"/>
+                <w:szCs w:val="19"/>
               </w:rPr>
               <w:t xml:space="preserve">Estrutura direta e forte para expressar uma opinião com convicção.</w:t>
             </w:r>
@@ -2051,10 +2164,10 @@
           <w:tcPr>
             <w:tcW w:type="dxa" w:w="2200"/>
             <w:tcMar>
-              <w:top w:type="dxa" w:w="90"/>
-              <w:left w:type="dxa" w:w="120"/>
-              <w:bottom w:type="dxa" w:w="90"/>
-              <w:right w:type="dxa" w:w="120"/>
+              <w:top w:type="dxa" w:w="70"/>
+              <w:left w:type="dxa" w:w="110"/>
+              <w:bottom w:type="dxa" w:w="70"/>
+              <w:right w:type="dxa" w:w="110"/>
             </w:tcMar>
             <w:vAlign w:val="center"/>
           </w:tcPr>
@@ -2067,8 +2180,8 @@
                 <w:i w:val="false"/>
                 <w:iCs w:val="false"/>
                 <w:color w:val="444444"/>
-                <w:sz w:val="20"/>
-                <w:szCs w:val="20"/>
+                <w:sz w:val="19"/>
+                <w:szCs w:val="19"/>
               </w:rPr>
               <w:t xml:space="preserve">Regardless of where you stand on this, ...</w:t>
             </w:r>
@@ -2078,10 +2191,10 @@
           <w:tcPr>
             <w:tcW w:type="dxa" w:w="3600"/>
             <w:tcMar>
-              <w:top w:type="dxa" w:w="90"/>
-              <w:left w:type="dxa" w:w="120"/>
-              <w:bottom w:type="dxa" w:w="90"/>
-              <w:right w:type="dxa" w:w="120"/>
+              <w:top w:type="dxa" w:w="70"/>
+              <w:left w:type="dxa" w:w="110"/>
+              <w:bottom w:type="dxa" w:w="70"/>
+              <w:right w:type="dxa" w:w="110"/>
             </w:tcMar>
             <w:vAlign w:val="center"/>
           </w:tcPr>
@@ -2094,8 +2207,8 @@
                 <w:i/>
                 <w:iCs/>
                 <w:color w:val="444444"/>
-                <w:sz w:val="20"/>
-                <w:szCs w:val="20"/>
+                <w:sz w:val="19"/>
+                <w:szCs w:val="19"/>
               </w:rPr>
               <w:t xml:space="preserve">Regardless of where you stand on this, the data is concerning.</w:t>
             </w:r>
@@ -2105,24 +2218,24 @@
           <w:tcPr>
             <w:tcW w:type="dxa" w:w="3400"/>
             <w:tcMar>
-              <w:top w:type="dxa" w:w="90"/>
-              <w:left w:type="dxa" w:w="120"/>
-              <w:bottom w:type="dxa" w:w="90"/>
-              <w:right w:type="dxa" w:w="120"/>
-            </w:tcMar>
-            <w:vAlign w:val="center"/>
-          </w:tcPr>
-          <w:p>
-            <w:r>
-              <w:rPr>
-                <w:rFonts w:ascii="Calibri" w:cs="Calibri" w:eastAsia="Calibri" w:hAnsi="Calibri"/>
-                <w:b w:val="false"/>
-                <w:bCs w:val="false"/>
-                <w:i w:val="false"/>
-                <w:iCs w:val="false"/>
-                <w:color w:val="444444"/>
-                <w:sz w:val="20"/>
-                <w:szCs w:val="20"/>
+              <w:top w:type="dxa" w:w="70"/>
+              <w:left w:type="dxa" w:w="110"/>
+              <w:bottom w:type="dxa" w:w="70"/>
+              <w:right w:type="dxa" w:w="110"/>
+            </w:tcMar>
+            <w:vAlign w:val="center"/>
+          </w:tcPr>
+          <w:p>
+            <w:r>
+              <w:rPr>
+                <w:rFonts w:ascii="Calibri" w:cs="Calibri" w:eastAsia="Calibri" w:hAnsi="Calibri"/>
+                <w:b w:val="false"/>
+                <w:bCs w:val="false"/>
+                <w:i w:val="false"/>
+                <w:iCs w:val="false"/>
+                <w:color w:val="444444"/>
+                <w:sz w:val="19"/>
+                <w:szCs w:val="19"/>
               </w:rPr>
               <w:t xml:space="preserve">Usado para introduzir um ponto que deveria ser aceito independentemente da posição da pessoa.</w:t>
             </w:r>
@@ -2134,10 +2247,10 @@
           <w:tcPr>
             <w:tcW w:type="dxa" w:w="2200"/>
             <w:tcMar>
-              <w:top w:type="dxa" w:w="90"/>
-              <w:left w:type="dxa" w:w="120"/>
-              <w:bottom w:type="dxa" w:w="90"/>
-              <w:right w:type="dxa" w:w="120"/>
+              <w:top w:type="dxa" w:w="70"/>
+              <w:left w:type="dxa" w:w="110"/>
+              <w:bottom w:type="dxa" w:w="70"/>
+              <w:right w:type="dxa" w:w="110"/>
             </w:tcMar>
             <w:vAlign w:val="center"/>
           </w:tcPr>
@@ -2150,8 +2263,8 @@
                 <w:i w:val="false"/>
                 <w:iCs w:val="false"/>
                 <w:color w:val="444444"/>
-                <w:sz w:val="20"/>
-                <w:szCs w:val="20"/>
+                <w:sz w:val="19"/>
+                <w:szCs w:val="19"/>
               </w:rPr>
               <w:t xml:space="preserve">I try to stay open, but...</w:t>
             </w:r>
@@ -2161,10 +2274,10 @@
           <w:tcPr>
             <w:tcW w:type="dxa" w:w="3600"/>
             <w:tcMar>
-              <w:top w:type="dxa" w:w="90"/>
-              <w:left w:type="dxa" w:w="120"/>
-              <w:bottom w:type="dxa" w:w="90"/>
-              <w:right w:type="dxa" w:w="120"/>
+              <w:top w:type="dxa" w:w="70"/>
+              <w:left w:type="dxa" w:w="110"/>
+              <w:bottom w:type="dxa" w:w="70"/>
+              <w:right w:type="dxa" w:w="110"/>
             </w:tcMar>
             <w:vAlign w:val="center"/>
           </w:tcPr>
@@ -2177,8 +2290,8 @@
                 <w:i/>
                 <w:iCs/>
                 <w:color w:val="444444"/>
-                <w:sz w:val="20"/>
-                <w:szCs w:val="20"/>
+                <w:sz w:val="19"/>
+                <w:szCs w:val="19"/>
               </w:rPr>
               <w:t xml:space="preserve">I try to stay open, but I do have a strong opinion here.</w:t>
             </w:r>
@@ -2188,24 +2301,24 @@
           <w:tcPr>
             <w:tcW w:type="dxa" w:w="3400"/>
             <w:tcMar>
-              <w:top w:type="dxa" w:w="90"/>
-              <w:left w:type="dxa" w:w="120"/>
-              <w:bottom w:type="dxa" w:w="90"/>
-              <w:right w:type="dxa" w:w="120"/>
-            </w:tcMar>
-            <w:vAlign w:val="center"/>
-          </w:tcPr>
-          <w:p>
-            <w:r>
-              <w:rPr>
-                <w:rFonts w:ascii="Calibri" w:cs="Calibri" w:eastAsia="Calibri" w:hAnsi="Calibri"/>
-                <w:b w:val="false"/>
-                <w:bCs w:val="false"/>
-                <w:i w:val="false"/>
-                <w:iCs w:val="false"/>
-                <w:color w:val="444444"/>
-                <w:sz w:val="20"/>
-                <w:szCs w:val="20"/>
+              <w:top w:type="dxa" w:w="70"/>
+              <w:left w:type="dxa" w:w="110"/>
+              <w:bottom w:type="dxa" w:w="70"/>
+              <w:right w:type="dxa" w:w="110"/>
+            </w:tcMar>
+            <w:vAlign w:val="center"/>
+          </w:tcPr>
+          <w:p>
+            <w:r>
+              <w:rPr>
+                <w:rFonts w:ascii="Calibri" w:cs="Calibri" w:eastAsia="Calibri" w:hAnsi="Calibri"/>
+                <w:b w:val="false"/>
+                <w:bCs w:val="false"/>
+                <w:i w:val="false"/>
+                <w:iCs w:val="false"/>
+                <w:color w:val="444444"/>
+                <w:sz w:val="19"/>
+                <w:szCs w:val="19"/>
               </w:rPr>
               <w:t xml:space="preserve">Equilibra abertura ao diálogo com uma posição pessoal genuína.</w:t>
             </w:r>
@@ -2215,7 +2328,7 @@
     </w:tbl>
     <w:p>
       <w:pPr>
-        <w:spacing w:after="160" w:line="300"/>
+        <w:spacing w:after="120" w:line="276"/>
       </w:pPr>
       <w:r>
         <w:rPr>
@@ -2225,16 +2338,16 @@
           <w:i w:val="false"/>
           <w:iCs w:val="false"/>
           <w:color w:val="444444"/>
-          <w:sz w:val="22"/>
-          <w:szCs w:val="22"/>
-        </w:rPr>
-        <w:t xml:space="preserve">Dica prática: "regardless of where you stand on this" é uma ponte excelente antes de um ponto que você quer que seja aceito por todos os lados de um debate — reduz a resistência inicial do ouvinte.</w:t>
+          <w:sz w:val="21"/>
+          <w:szCs w:val="21"/>
+        </w:rPr>
+        <w:t xml:space="preserve">Dica prática: "regardless of where you stand on this" é uma ponte excelente antes de um ponto que você quer que seja aceito por todos os lados de um debate, reduz a resistência inicial do ouvinte.</w:t>
       </w:r>
     </w:p>
     <w:p>
       <w:pPr>
         <w:shd w:fill="1690A8" w:val="clear"/>
-        <w:spacing w:after="150" w:before="500"/>
+        <w:spacing w:after="110" w:before="340"/>
       </w:pPr>
       <w:r>
         <w:rPr>
@@ -2242,8 +2355,8 @@
           <w:b/>
           <w:bCs/>
           <w:color w:val="FFFFFF"/>
-          <w:sz w:val="20"/>
-          <w:szCs w:val="20"/>
+          <w:sz w:val="18"/>
+          <w:szCs w:val="18"/>
         </w:rPr>
         <w:t xml:space="preserve">  ETAPA 6  </w:t>
       </w:r>
@@ -2253,15 +2366,27 @@
           <w:b/>
           <w:bCs/>
           <w:color w:val="FFFFFF"/>
-          <w:sz w:val="24"/>
-          <w:szCs w:val="24"/>
-        </w:rPr>
-        <w:t xml:space="preserve">   Speaking — Perguntas Abertas</w:t>
-      </w:r>
-    </w:p>
-    <w:p>
-      <w:pPr>
-        <w:spacing w:after="160" w:line="300"/>
+          <w:sz w:val="23"/>
+          <w:szCs w:val="23"/>
+        </w:rPr>
+        <w:t xml:space="preserve">   Speaking: Perguntas Abertas</w:t>
+      </w:r>
+      <w:r>
+        <w:rPr>
+          <w:rFonts w:ascii="Calibri" w:cs="Calibri" w:eastAsia="Calibri" w:hAnsi="Calibri"/>
+          <w:i/>
+          <w:iCs/>
+          <w:color w:val="D8E7F2"/>
+          <w:sz w:val="17"/>
+          <w:szCs w:val="17"/>
+        </w:rPr>
+        <w:br/>
+        <w:t xml:space="preserve">   Open-Ended Speaking</w:t>
+      </w:r>
+    </w:p>
+    <w:p>
+      <w:pPr>
+        <w:spacing w:after="120" w:line="276"/>
       </w:pPr>
       <w:r>
         <w:rPr>
@@ -2271,10 +2396,10 @@
           <w:i w:val="false"/>
           <w:iCs w:val="false"/>
           <w:color w:val="444444"/>
-          <w:sz w:val="22"/>
-          <w:szCs w:val="22"/>
-        </w:rPr>
-        <w:t xml:space="preserve">Responda em voz alta, gravando se possível. Não vale responder em uma frase só — use o que você escreveu na Etapa 4 como base, mas fale livremente.</w:t>
+          <w:sz w:val="21"/>
+          <w:szCs w:val="21"/>
+        </w:rPr>
+        <w:t xml:space="preserve">Responda em voz alta, gravando se possível. Não vale responder em uma frase só: use o que você escreveu na Etapa 4 como base, mas fale livremente.</w:t>
       </w:r>
     </w:p>
     <w:p>
@@ -2284,14 +2409,14 @@
           <w:ilvl w:val="0"/>
           <w:numId w:val="2"/>
         </w:numPr>
-        <w:spacing w:after="140" w:line="280"/>
+        <w:spacing w:after="100" w:line="264"/>
       </w:pPr>
       <w:r>
         <w:rPr>
           <w:rFonts w:ascii="Calibri" w:cs="Calibri" w:eastAsia="Calibri" w:hAnsi="Calibri"/>
           <w:color w:val="13293D"/>
-          <w:sz w:val="22"/>
-          <w:szCs w:val="22"/>
+          <w:sz w:val="21"/>
+          <w:szCs w:val="21"/>
         </w:rPr>
         <w:t xml:space="preserve">What's a social issue you feel strongly about, and why does it matter to you personally?</w:t>
       </w:r>
@@ -2303,14 +2428,14 @@
           <w:ilvl w:val="0"/>
           <w:numId w:val="2"/>
         </w:numPr>
-        <w:spacing w:after="140" w:line="280"/>
+        <w:spacing w:after="100" w:line="264"/>
       </w:pPr>
       <w:r>
         <w:rPr>
           <w:rFonts w:ascii="Calibri" w:cs="Calibri" w:eastAsia="Calibri" w:hAnsi="Calibri"/>
           <w:color w:val="13293D"/>
-          <w:sz w:val="22"/>
-          <w:szCs w:val="22"/>
+          <w:sz w:val="21"/>
+          <w:szCs w:val="21"/>
         </w:rPr>
         <w:t xml:space="preserve">How do you advocate for that issue in your own life, even in small, everyday ways?</w:t>
       </w:r>
@@ -2322,14 +2447,14 @@
           <w:ilvl w:val="0"/>
           <w:numId w:val="2"/>
         </w:numPr>
-        <w:spacing w:after="140" w:line="280"/>
+        <w:spacing w:after="100" w:line="264"/>
       </w:pPr>
       <w:r>
         <w:rPr>
           <w:rFonts w:ascii="Calibri" w:cs="Calibri" w:eastAsia="Calibri" w:hAnsi="Calibri"/>
           <w:color w:val="13293D"/>
-          <w:sz w:val="22"/>
-          <w:szCs w:val="22"/>
+          <w:sz w:val="21"/>
+          <w:szCs w:val="21"/>
         </w:rPr>
         <w:t xml:space="preserve">What common ground likely exists even among people who disagree on this issue?</w:t>
       </w:r>
@@ -2341,14 +2466,14 @@
           <w:ilvl w:val="0"/>
           <w:numId w:val="2"/>
         </w:numPr>
-        <w:spacing w:after="140" w:line="280"/>
+        <w:spacing w:after="100" w:line="264"/>
       </w:pPr>
       <w:r>
         <w:rPr>
           <w:rFonts w:ascii="Calibri" w:cs="Calibri" w:eastAsia="Calibri" w:hAnsi="Calibri"/>
           <w:color w:val="13293D"/>
-          <w:sz w:val="22"/>
-          <w:szCs w:val="22"/>
+          <w:sz w:val="21"/>
+          <w:szCs w:val="21"/>
         </w:rPr>
         <w:t xml:space="preserve">How do you stay open to other perspectives on a topic you feel strongly about?</w:t>
       </w:r>
@@ -2360,14 +2485,14 @@
           <w:ilvl w:val="0"/>
           <w:numId w:val="2"/>
         </w:numPr>
-        <w:spacing w:after="140" w:line="280"/>
+        <w:spacing w:after="100" w:line="264"/>
       </w:pPr>
       <w:r>
         <w:rPr>
           <w:rFonts w:ascii="Calibri" w:cs="Calibri" w:eastAsia="Calibri" w:hAnsi="Calibri"/>
           <w:color w:val="13293D"/>
-          <w:sz w:val="22"/>
-          <w:szCs w:val="22"/>
+          <w:sz w:val="21"/>
+          <w:szCs w:val="21"/>
         </w:rPr>
         <w:t xml:space="preserve">What's the difference between raising awareness and creating real change, in your view?</w:t>
       </w:r>
@@ -2379,14 +2504,14 @@
           <w:ilvl w:val="0"/>
           <w:numId w:val="2"/>
         </w:numPr>
-        <w:spacing w:after="140" w:line="280"/>
+        <w:spacing w:after="100" w:line="264"/>
       </w:pPr>
       <w:r>
         <w:rPr>
           <w:rFonts w:ascii="Calibri" w:cs="Calibri" w:eastAsia="Calibri" w:hAnsi="Calibri"/>
           <w:color w:val="13293D"/>
-          <w:sz w:val="22"/>
-          <w:szCs w:val="22"/>
+          <w:sz w:val="21"/>
+          <w:szCs w:val="21"/>
         </w:rPr>
         <w:t xml:space="preserve">How comfortable are you being vocal about social issues at work or in mixed company?</w:t>
       </w:r>
@@ -2398,14 +2523,14 @@
           <w:ilvl w:val="0"/>
           <w:numId w:val="2"/>
         </w:numPr>
-        <w:spacing w:after="140" w:line="280"/>
+        <w:spacing w:after="100" w:line="264"/>
       </w:pPr>
       <w:r>
         <w:rPr>
           <w:rFonts w:ascii="Calibri" w:cs="Calibri" w:eastAsia="Calibri" w:hAnsi="Calibri"/>
           <w:color w:val="13293D"/>
-          <w:sz w:val="22"/>
-          <w:szCs w:val="22"/>
+          <w:sz w:val="21"/>
+          <w:szCs w:val="21"/>
         </w:rPr>
         <w:t xml:space="preserve">What's a social issue where your opinion has shifted significantly over time?</w:t>
       </w:r>
@@ -2417,14 +2542,14 @@
           <w:ilvl w:val="0"/>
           <w:numId w:val="2"/>
         </w:numPr>
-        <w:spacing w:after="140" w:line="280"/>
+        <w:spacing w:after="100" w:line="264"/>
       </w:pPr>
       <w:r>
         <w:rPr>
           <w:rFonts w:ascii="Calibri" w:cs="Calibri" w:eastAsia="Calibri" w:hAnsi="Calibri"/>
           <w:color w:val="13293D"/>
-          <w:sz w:val="22"/>
-          <w:szCs w:val="22"/>
+          <w:sz w:val="21"/>
+          <w:szCs w:val="21"/>
         </w:rPr>
         <w:t xml:space="preserve">How do you handle disagreement from someone you respect on an issue you care about?</w:t>
       </w:r>
@@ -2436,14 +2561,14 @@
           <w:ilvl w:val="0"/>
           <w:numId w:val="2"/>
         </w:numPr>
-        <w:spacing w:after="140" w:line="280"/>
+        <w:spacing w:after="100" w:line="264"/>
       </w:pPr>
       <w:r>
         <w:rPr>
           <w:rFonts w:ascii="Calibri" w:cs="Calibri" w:eastAsia="Calibri" w:hAnsi="Calibri"/>
           <w:color w:val="13293D"/>
-          <w:sz w:val="22"/>
-          <w:szCs w:val="22"/>
+          <w:sz w:val="21"/>
+          <w:szCs w:val="21"/>
         </w:rPr>
         <w:t xml:space="preserve">What role should individuals play versus policy in addressing social issues, in your view?</w:t>
       </w:r>
@@ -2455,21 +2580,21 @@
           <w:ilvl w:val="0"/>
           <w:numId w:val="2"/>
         </w:numPr>
-        <w:spacing w:after="140" w:line="280"/>
+        <w:spacing w:after="100" w:line="264"/>
       </w:pPr>
       <w:r>
         <w:rPr>
           <w:rFonts w:ascii="Calibri" w:cs="Calibri" w:eastAsia="Calibri" w:hAnsi="Calibri"/>
           <w:color w:val="13293D"/>
-          <w:sz w:val="22"/>
-          <w:szCs w:val="22"/>
+          <w:sz w:val="21"/>
+          <w:szCs w:val="21"/>
         </w:rPr>
         <w:t xml:space="preserve">What's a form of activism, big or small, that you find genuinely effective?</w:t>
       </w:r>
     </w:p>
     <w:p>
       <w:pPr>
-        <w:spacing w:after="160" w:line="300"/>
+        <w:spacing w:after="120" w:line="276"/>
       </w:pPr>
       <w:r>
         <w:rPr>
@@ -2479,8 +2604,8 @@
           <w:i w:val="false"/>
           <w:iCs w:val="false"/>
           <w:color w:val="444444"/>
-          <w:sz w:val="22"/>
-          <w:szCs w:val="22"/>
+          <w:sz w:val="21"/>
+          <w:szCs w:val="21"/>
         </w:rPr>
         <w:t xml:space="preserve">Expressões úteis para esta conversa:</w:t>
       </w:r>
@@ -2492,16 +2617,16 @@
           <w:ilvl w:val="0"/>
           <w:numId w:val="3"/>
         </w:numPr>
-        <w:spacing w:after="80"/>
+        <w:spacing w:after="60"/>
       </w:pPr>
       <w:r>
         <w:rPr>
           <w:rFonts w:ascii="Calibri" w:cs="Calibri" w:eastAsia="Calibri" w:hAnsi="Calibri"/>
           <w:color w:val="444444"/>
-          <w:sz w:val="21"/>
-          <w:szCs w:val="21"/>
-        </w:rPr>
-        <w:t xml:space="preserve">"I feel strongly that..." — abertura direta e convicta.</w:t>
+          <w:sz w:val="20"/>
+          <w:szCs w:val="20"/>
+        </w:rPr>
+        <w:t xml:space="preserve">"I feel strongly that...", abertura direta e convicta.</w:t>
       </w:r>
     </w:p>
     <w:p>
@@ -2511,16 +2636,16 @@
           <w:ilvl w:val="0"/>
           <w:numId w:val="3"/>
         </w:numPr>
-        <w:spacing w:after="80"/>
+        <w:spacing w:after="60"/>
       </w:pPr>
       <w:r>
         <w:rPr>
           <w:rFonts w:ascii="Calibri" w:cs="Calibri" w:eastAsia="Calibri" w:hAnsi="Calibri"/>
           <w:color w:val="444444"/>
-          <w:sz w:val="21"/>
-          <w:szCs w:val="21"/>
-        </w:rPr>
-        <w:t xml:space="preserve">"Regardless of where you stand on this..." — ponte para diferentes opiniões.</w:t>
+          <w:sz w:val="20"/>
+          <w:szCs w:val="20"/>
+        </w:rPr>
+        <w:t xml:space="preserve">"Regardless of where you stand on this...", ponte para diferentes opiniões.</w:t>
       </w:r>
     </w:p>
     <w:p>
@@ -2530,16 +2655,16 @@
           <w:ilvl w:val="0"/>
           <w:numId w:val="3"/>
         </w:numPr>
-        <w:spacing w:after="80"/>
+        <w:spacing w:after="60"/>
       </w:pPr>
       <w:r>
         <w:rPr>
           <w:rFonts w:ascii="Calibri" w:cs="Calibri" w:eastAsia="Calibri" w:hAnsi="Calibri"/>
           <w:color w:val="444444"/>
-          <w:sz w:val="21"/>
-          <w:szCs w:val="21"/>
-        </w:rPr>
-        <w:t xml:space="preserve">"I don't think I can stay neutral on this one." — para assumir uma posição com honestidade.</w:t>
+          <w:sz w:val="20"/>
+          <w:szCs w:val="20"/>
+        </w:rPr>
+        <w:t xml:space="preserve">"I don't think I can stay neutral on this one.", para assumir uma posição com honestidade.</w:t>
       </w:r>
     </w:p>
     <w:p>
@@ -2549,22 +2674,22 @@
           <w:ilvl w:val="0"/>
           <w:numId w:val="3"/>
         </w:numPr>
-        <w:spacing w:after="80"/>
+        <w:spacing w:after="60"/>
       </w:pPr>
       <w:r>
         <w:rPr>
           <w:rFonts w:ascii="Calibri" w:cs="Calibri" w:eastAsia="Calibri" w:hAnsi="Calibri"/>
           <w:color w:val="444444"/>
-          <w:sz w:val="21"/>
-          <w:szCs w:val="21"/>
-        </w:rPr>
-        <w:t xml:space="preserve">"I try to stay open, but..." — para equilibrar convicção e abertura.</w:t>
+          <w:sz w:val="20"/>
+          <w:szCs w:val="20"/>
+        </w:rPr>
+        <w:t xml:space="preserve">"I try to stay open, but...", para equilibrar convicção e abertura.</w:t>
       </w:r>
     </w:p>
     <w:p>
       <w:pPr>
         <w:shd w:fill="A67C2E" w:val="clear"/>
-        <w:spacing w:after="150" w:before="500"/>
+        <w:spacing w:after="110" w:before="340"/>
       </w:pPr>
       <w:r>
         <w:rPr>
@@ -2572,8 +2697,8 @@
           <w:b/>
           <w:bCs/>
           <w:color w:val="FFFFFF"/>
-          <w:sz w:val="20"/>
-          <w:szCs w:val="20"/>
+          <w:sz w:val="18"/>
+          <w:szCs w:val="18"/>
         </w:rPr>
         <w:t xml:space="preserve">  ETAPA EX  </w:t>
       </w:r>
@@ -2583,15 +2708,27 @@
           <w:b/>
           <w:bCs/>
           <w:color w:val="FFFFFF"/>
-          <w:sz w:val="24"/>
-          <w:szCs w:val="24"/>
+          <w:sz w:val="23"/>
+          <w:szCs w:val="23"/>
         </w:rPr>
         <w:t xml:space="preserve">   Complete com a Palavra Certa</w:t>
       </w:r>
-    </w:p>
-    <w:p>
-      <w:pPr>
-        <w:spacing w:after="160" w:line="300"/>
+      <w:r>
+        <w:rPr>
+          <w:rFonts w:ascii="Calibri" w:cs="Calibri" w:eastAsia="Calibri" w:hAnsi="Calibri"/>
+          <w:i/>
+          <w:iCs/>
+          <w:color w:val="D8E7F2"/>
+          <w:sz w:val="17"/>
+          <w:szCs w:val="17"/>
+        </w:rPr>
+        <w:br/>
+        <w:t xml:space="preserve">   Vocabulary Check</w:t>
+      </w:r>
+    </w:p>
+    <w:p>
+      <w:pPr>
+        <w:spacing w:after="120" w:line="276"/>
       </w:pPr>
       <w:r>
         <w:rPr>
@@ -2601,8 +2738,8 @@
           <w:i w:val="false"/>
           <w:iCs w:val="false"/>
           <w:color w:val="444444"/>
-          <w:sz w:val="22"/>
-          <w:szCs w:val="22"/>
+          <w:sz w:val="21"/>
+          <w:szCs w:val="21"/>
         </w:rPr>
         <w:t xml:space="preserve">Complete cada frase com uma palavra ou expressão da Etapa 1. Gabarito ao final desta seção.</w:t>
       </w:r>
@@ -2614,14 +2751,14 @@
           <w:ilvl w:val="0"/>
           <w:numId w:val="2"/>
         </w:numPr>
-        <w:spacing w:after="140" w:line="280"/>
+        <w:spacing w:after="100" w:line="264"/>
       </w:pPr>
       <w:r>
         <w:rPr>
           <w:rFonts w:ascii="Calibri" w:cs="Calibri" w:eastAsia="Calibri" w:hAnsi="Calibri"/>
           <w:color w:val="13293D"/>
-          <w:sz w:val="22"/>
-          <w:szCs w:val="22"/>
+          <w:sz w:val="21"/>
+          <w:szCs w:val="21"/>
         </w:rPr>
         <w:t xml:space="preserve">This is a ______ I care a lot about.</w:t>
       </w:r>
@@ -2633,14 +2770,14 @@
           <w:ilvl w:val="0"/>
           <w:numId w:val="2"/>
         </w:numPr>
-        <w:spacing w:after="140" w:line="280"/>
+        <w:spacing w:after="100" w:line="264"/>
       </w:pPr>
       <w:r>
         <w:rPr>
           <w:rFonts w:ascii="Calibri" w:cs="Calibri" w:eastAsia="Calibri" w:hAnsi="Calibri"/>
           <w:color w:val="13293D"/>
-          <w:sz w:val="22"/>
-          <w:szCs w:val="22"/>
+          <w:sz w:val="21"/>
+          <w:szCs w:val="21"/>
         </w:rPr>
         <w:t xml:space="preserve">I try to ______ better access to education.</w:t>
       </w:r>
@@ -2652,14 +2789,14 @@
           <w:ilvl w:val="0"/>
           <w:numId w:val="2"/>
         </w:numPr>
-        <w:spacing w:after="140" w:line="280"/>
+        <w:spacing w:after="100" w:line="264"/>
       </w:pPr>
       <w:r>
         <w:rPr>
           <w:rFonts w:ascii="Calibri" w:cs="Calibri" w:eastAsia="Calibri" w:hAnsi="Calibri"/>
           <w:color w:val="13293D"/>
-          <w:sz w:val="22"/>
-          <w:szCs w:val="22"/>
+          <w:sz w:val="21"/>
+          <w:szCs w:val="21"/>
         </w:rPr>
         <w:t xml:space="preserve">It started as a ______ movement in a small community.</w:t>
       </w:r>
@@ -2671,14 +2808,14 @@
           <w:ilvl w:val="0"/>
           <w:numId w:val="2"/>
         </w:numPr>
-        <w:spacing w:after="140" w:line="280"/>
+        <w:spacing w:after="100" w:line="264"/>
       </w:pPr>
       <w:r>
         <w:rPr>
           <w:rFonts w:ascii="Calibri" w:cs="Calibri" w:eastAsia="Calibri" w:hAnsi="Calibri"/>
           <w:color w:val="13293D"/>
-          <w:sz w:val="22"/>
-          <w:szCs w:val="22"/>
+          <w:sz w:val="21"/>
+          <w:szCs w:val="21"/>
         </w:rPr>
         <w:t xml:space="preserve">The campaign really helped ______.</w:t>
       </w:r>
@@ -2690,21 +2827,21 @@
           <w:ilvl w:val="0"/>
           <w:numId w:val="2"/>
         </w:numPr>
-        <w:spacing w:after="140" w:line="280"/>
+        <w:spacing w:after="100" w:line="264"/>
       </w:pPr>
       <w:r>
         <w:rPr>
           <w:rFonts w:ascii="Calibri" w:cs="Calibri" w:eastAsia="Calibri" w:hAnsi="Calibri"/>
           <w:color w:val="13293D"/>
-          <w:sz w:val="22"/>
-          <w:szCs w:val="22"/>
+          <w:sz w:val="21"/>
+          <w:szCs w:val="21"/>
         </w:rPr>
         <w:t xml:space="preserve">______ communities are often left out of these conversations.</w:t>
       </w:r>
     </w:p>
     <w:p>
       <w:pPr>
-        <w:spacing w:after="160" w:line="300"/>
+        <w:spacing w:after="120" w:line="276"/>
       </w:pPr>
       <w:r>
         <w:rPr>
@@ -2714,8 +2851,8 @@
           <w:i/>
           <w:iCs/>
           <w:color w:val="444444"/>
-          <w:sz w:val="22"/>
-          <w:szCs w:val="22"/>
+          <w:sz w:val="21"/>
+          <w:szCs w:val="21"/>
         </w:rPr>
         <w:t xml:space="preserve">Gabarito: 1) social issue   2) advocate for   3) grassroots   4) raise awareness   5) Marginalized</w:t>
       </w:r>
@@ -2723,7 +2860,7 @@
     <w:p>
       <w:pPr>
         <w:shd w:fill="1B3B57" w:val="clear"/>
-        <w:spacing w:after="150" w:before="500"/>
+        <w:spacing w:after="110" w:before="340"/>
       </w:pPr>
       <w:r>
         <w:rPr>
@@ -2731,8 +2868,8 @@
           <w:b/>
           <w:bCs/>
           <w:color w:val="FFFFFF"/>
-          <w:sz w:val="20"/>
-          <w:szCs w:val="20"/>
+          <w:sz w:val="18"/>
+          <w:szCs w:val="18"/>
         </w:rPr>
         <w:t xml:space="preserve">  ETAPA 7  </w:t>
       </w:r>
@@ -2742,15 +2879,27 @@
           <w:b/>
           <w:bCs/>
           <w:color w:val="FFFFFF"/>
-          <w:sz w:val="24"/>
-          <w:szCs w:val="24"/>
+          <w:sz w:val="23"/>
+          <w:szCs w:val="23"/>
         </w:rPr>
         <w:t xml:space="preserve">   Autoavaliação de Performance</w:t>
       </w:r>
-    </w:p>
-    <w:p>
-      <w:pPr>
-        <w:spacing w:after="160" w:line="300"/>
+      <w:r>
+        <w:rPr>
+          <w:rFonts w:ascii="Calibri" w:cs="Calibri" w:eastAsia="Calibri" w:hAnsi="Calibri"/>
+          <w:i/>
+          <w:iCs/>
+          <w:color w:val="D8E7F2"/>
+          <w:sz w:val="17"/>
+          <w:szCs w:val="17"/>
+        </w:rPr>
+        <w:br/>
+        <w:t xml:space="preserve">   Self-Assessment</w:t>
+      </w:r>
+    </w:p>
+    <w:p>
+      <w:pPr>
+        <w:spacing w:after="120" w:line="276"/>
       </w:pPr>
       <w:r>
         <w:rPr>
@@ -2760,8 +2909,8 @@
           <w:i w:val="false"/>
           <w:iCs w:val="false"/>
           <w:color w:val="444444"/>
-          <w:sz w:val="22"/>
-          <w:szCs w:val="22"/>
+          <w:sz w:val="21"/>
+          <w:szCs w:val="21"/>
         </w:rPr>
         <w:t xml:space="preserve">Antes de marcar este tema como concluído, avalie honestamente como foi sua prática.</w:t>
       </w:r>
@@ -2792,10 +2941,10 @@
             <w:tcW w:type="dxa" w:w="4200"/>
             <w:shd w:fill="1B3B57" w:val="clear"/>
             <w:tcMar>
-              <w:top w:type="dxa" w:w="100"/>
-              <w:left w:type="dxa" w:w="120"/>
-              <w:bottom w:type="dxa" w:w="100"/>
-              <w:right w:type="dxa" w:w="120"/>
+              <w:top w:type="dxa" w:w="80"/>
+              <w:left w:type="dxa" w:w="110"/>
+              <w:bottom w:type="dxa" w:w="80"/>
+              <w:right w:type="dxa" w:w="110"/>
             </w:tcMar>
             <w:vAlign w:val="center"/>
           </w:tcPr>
@@ -2806,8 +2955,8 @@
                 <w:b/>
                 <w:bCs/>
                 <w:color w:val="FFFFFF"/>
-                <w:sz w:val="20"/>
-                <w:szCs w:val="20"/>
+                <w:sz w:val="19"/>
+                <w:szCs w:val="19"/>
               </w:rPr>
               <w:t xml:space="preserve">Critério</w:t>
             </w:r>
@@ -2818,10 +2967,10 @@
             <w:tcW w:type="dxa" w:w="3000"/>
             <w:shd w:fill="1B3B57" w:val="clear"/>
             <w:tcMar>
-              <w:top w:type="dxa" w:w="100"/>
-              <w:left w:type="dxa" w:w="120"/>
-              <w:bottom w:type="dxa" w:w="100"/>
-              <w:right w:type="dxa" w:w="120"/>
+              <w:top w:type="dxa" w:w="80"/>
+              <w:left w:type="dxa" w:w="110"/>
+              <w:bottom w:type="dxa" w:w="80"/>
+              <w:right w:type="dxa" w:w="110"/>
             </w:tcMar>
             <w:vAlign w:val="center"/>
           </w:tcPr>
@@ -2832,8 +2981,8 @@
                 <w:b/>
                 <w:bCs/>
                 <w:color w:val="FFFFFF"/>
-                <w:sz w:val="20"/>
-                <w:szCs w:val="20"/>
+                <w:sz w:val="19"/>
+                <w:szCs w:val="19"/>
               </w:rPr>
               <w:t xml:space="preserve">Como foi?</w:t>
             </w:r>
@@ -2844,10 +2993,10 @@
             <w:tcW w:type="dxa" w:w="2000"/>
             <w:shd w:fill="1B3B57" w:val="clear"/>
             <w:tcMar>
-              <w:top w:type="dxa" w:w="100"/>
-              <w:left w:type="dxa" w:w="120"/>
-              <w:bottom w:type="dxa" w:w="100"/>
-              <w:right w:type="dxa" w:w="120"/>
+              <w:top w:type="dxa" w:w="80"/>
+              <w:left w:type="dxa" w:w="110"/>
+              <w:bottom w:type="dxa" w:w="80"/>
+              <w:right w:type="dxa" w:w="110"/>
             </w:tcMar>
             <w:vAlign w:val="center"/>
           </w:tcPr>
@@ -2858,10 +3007,10 @@
                 <w:b/>
                 <w:bCs/>
                 <w:color w:val="FFFFFF"/>
-                <w:sz w:val="20"/>
-                <w:szCs w:val="20"/>
-              </w:rPr>
-              <w:t xml:space="preserve">Nota (1–5)</w:t>
+                <w:sz w:val="19"/>
+                <w:szCs w:val="19"/>
+              </w:rPr>
+              <w:t xml:space="preserve">Nota (1-5)</w:t>
             </w:r>
           </w:p>
         </w:tc>
@@ -2871,24 +3020,24 @@
           <w:tcPr>
             <w:tcW w:type="dxa" w:w="4200"/>
             <w:tcMar>
-              <w:top w:type="dxa" w:w="90"/>
-              <w:left w:type="dxa" w:w="120"/>
-              <w:bottom w:type="dxa" w:w="90"/>
-              <w:right w:type="dxa" w:w="120"/>
-            </w:tcMar>
-            <w:vAlign w:val="center"/>
-          </w:tcPr>
-          <w:p>
-            <w:r>
-              <w:rPr>
-                <w:rFonts w:ascii="Calibri" w:cs="Calibri" w:eastAsia="Calibri" w:hAnsi="Calibri"/>
-                <w:b w:val="false"/>
-                <w:bCs w:val="false"/>
-                <w:i w:val="false"/>
-                <w:iCs w:val="false"/>
-                <w:color w:val="444444"/>
-                <w:sz w:val="20"/>
-                <w:szCs w:val="20"/>
+              <w:top w:type="dxa" w:w="70"/>
+              <w:left w:type="dxa" w:w="110"/>
+              <w:bottom w:type="dxa" w:w="70"/>
+              <w:right w:type="dxa" w:w="110"/>
+            </w:tcMar>
+            <w:vAlign w:val="center"/>
+          </w:tcPr>
+          <w:p>
+            <w:r>
+              <w:rPr>
+                <w:rFonts w:ascii="Calibri" w:cs="Calibri" w:eastAsia="Calibri" w:hAnsi="Calibri"/>
+                <w:b w:val="false"/>
+                <w:bCs w:val="false"/>
+                <w:i w:val="false"/>
+                <w:iCs w:val="false"/>
+                <w:color w:val="444444"/>
+                <w:sz w:val="19"/>
+                <w:szCs w:val="19"/>
               </w:rPr>
               <w:t xml:space="preserve">Consegui usar o vocabulário novo sem parar para pensar</w:t>
             </w:r>
@@ -2898,24 +3047,24 @@
           <w:tcPr>
             <w:tcW w:type="dxa" w:w="3000"/>
             <w:tcMar>
-              <w:top w:type="dxa" w:w="90"/>
-              <w:left w:type="dxa" w:w="120"/>
-              <w:bottom w:type="dxa" w:w="90"/>
-              <w:right w:type="dxa" w:w="120"/>
-            </w:tcMar>
-            <w:vAlign w:val="center"/>
-          </w:tcPr>
-          <w:p>
-            <w:r>
-              <w:rPr>
-                <w:rFonts w:ascii="Calibri" w:cs="Calibri" w:eastAsia="Calibri" w:hAnsi="Calibri"/>
-                <w:b w:val="false"/>
-                <w:bCs w:val="false"/>
-                <w:i w:val="false"/>
-                <w:iCs w:val="false"/>
-                <w:color w:val="444444"/>
-                <w:sz w:val="20"/>
-                <w:szCs w:val="20"/>
+              <w:top w:type="dxa" w:w="70"/>
+              <w:left w:type="dxa" w:w="110"/>
+              <w:bottom w:type="dxa" w:w="70"/>
+              <w:right w:type="dxa" w:w="110"/>
+            </w:tcMar>
+            <w:vAlign w:val="center"/>
+          </w:tcPr>
+          <w:p>
+            <w:r>
+              <w:rPr>
+                <w:rFonts w:ascii="Calibri" w:cs="Calibri" w:eastAsia="Calibri" w:hAnsi="Calibri"/>
+                <w:b w:val="false"/>
+                <w:bCs w:val="false"/>
+                <w:i w:val="false"/>
+                <w:iCs w:val="false"/>
+                <w:color w:val="444444"/>
+                <w:sz w:val="19"/>
+                <w:szCs w:val="19"/>
               </w:rPr>
               <w:t xml:space="preserve"/>
             </w:r>
@@ -2925,24 +3074,24 @@
           <w:tcPr>
             <w:tcW w:type="dxa" w:w="2000"/>
             <w:tcMar>
-              <w:top w:type="dxa" w:w="90"/>
-              <w:left w:type="dxa" w:w="120"/>
-              <w:bottom w:type="dxa" w:w="90"/>
-              <w:right w:type="dxa" w:w="120"/>
-            </w:tcMar>
-            <w:vAlign w:val="center"/>
-          </w:tcPr>
-          <w:p>
-            <w:r>
-              <w:rPr>
-                <w:rFonts w:ascii="Calibri" w:cs="Calibri" w:eastAsia="Calibri" w:hAnsi="Calibri"/>
-                <w:b w:val="false"/>
-                <w:bCs w:val="false"/>
-                <w:i w:val="false"/>
-                <w:iCs w:val="false"/>
-                <w:color w:val="444444"/>
-                <w:sz w:val="20"/>
-                <w:szCs w:val="20"/>
+              <w:top w:type="dxa" w:w="70"/>
+              <w:left w:type="dxa" w:w="110"/>
+              <w:bottom w:type="dxa" w:w="70"/>
+              <w:right w:type="dxa" w:w="110"/>
+            </w:tcMar>
+            <w:vAlign w:val="center"/>
+          </w:tcPr>
+          <w:p>
+            <w:r>
+              <w:rPr>
+                <w:rFonts w:ascii="Calibri" w:cs="Calibri" w:eastAsia="Calibri" w:hAnsi="Calibri"/>
+                <w:b w:val="false"/>
+                <w:bCs w:val="false"/>
+                <w:i w:val="false"/>
+                <w:iCs w:val="false"/>
+                <w:color w:val="444444"/>
+                <w:sz w:val="19"/>
+                <w:szCs w:val="19"/>
               </w:rPr>
               <w:t xml:space="preserve"/>
             </w:r>
@@ -2954,24 +3103,24 @@
           <w:tcPr>
             <w:tcW w:type="dxa" w:w="4200"/>
             <w:tcMar>
-              <w:top w:type="dxa" w:w="90"/>
-              <w:left w:type="dxa" w:w="120"/>
-              <w:bottom w:type="dxa" w:w="90"/>
-              <w:right w:type="dxa" w:w="120"/>
-            </w:tcMar>
-            <w:vAlign w:val="center"/>
-          </w:tcPr>
-          <w:p>
-            <w:r>
-              <w:rPr>
-                <w:rFonts w:ascii="Calibri" w:cs="Calibri" w:eastAsia="Calibri" w:hAnsi="Calibri"/>
-                <w:b w:val="false"/>
-                <w:bCs w:val="false"/>
-                <w:i w:val="false"/>
-                <w:iCs w:val="false"/>
-                <w:color w:val="444444"/>
-                <w:sz w:val="20"/>
-                <w:szCs w:val="20"/>
+              <w:top w:type="dxa" w:w="70"/>
+              <w:left w:type="dxa" w:w="110"/>
+              <w:bottom w:type="dxa" w:w="70"/>
+              <w:right w:type="dxa" w:w="110"/>
+            </w:tcMar>
+            <w:vAlign w:val="center"/>
+          </w:tcPr>
+          <w:p>
+            <w:r>
+              <w:rPr>
+                <w:rFonts w:ascii="Calibri" w:cs="Calibri" w:eastAsia="Calibri" w:hAnsi="Calibri"/>
+                <w:b w:val="false"/>
+                <w:bCs w:val="false"/>
+                <w:i w:val="false"/>
+                <w:iCs w:val="false"/>
+                <w:color w:val="444444"/>
+                <w:sz w:val="19"/>
+                <w:szCs w:val="19"/>
               </w:rPr>
               <w:t xml:space="preserve">Entendi o áudio/vídeo sem depender da transcrição</w:t>
             </w:r>
@@ -2981,24 +3130,24 @@
           <w:tcPr>
             <w:tcW w:type="dxa" w:w="3000"/>
             <w:tcMar>
-              <w:top w:type="dxa" w:w="90"/>
-              <w:left w:type="dxa" w:w="120"/>
-              <w:bottom w:type="dxa" w:w="90"/>
-              <w:right w:type="dxa" w:w="120"/>
-            </w:tcMar>
-            <w:vAlign w:val="center"/>
-          </w:tcPr>
-          <w:p>
-            <w:r>
-              <w:rPr>
-                <w:rFonts w:ascii="Calibri" w:cs="Calibri" w:eastAsia="Calibri" w:hAnsi="Calibri"/>
-                <w:b w:val="false"/>
-                <w:bCs w:val="false"/>
-                <w:i w:val="false"/>
-                <w:iCs w:val="false"/>
-                <w:color w:val="444444"/>
-                <w:sz w:val="20"/>
-                <w:szCs w:val="20"/>
+              <w:top w:type="dxa" w:w="70"/>
+              <w:left w:type="dxa" w:w="110"/>
+              <w:bottom w:type="dxa" w:w="70"/>
+              <w:right w:type="dxa" w:w="110"/>
+            </w:tcMar>
+            <w:vAlign w:val="center"/>
+          </w:tcPr>
+          <w:p>
+            <w:r>
+              <w:rPr>
+                <w:rFonts w:ascii="Calibri" w:cs="Calibri" w:eastAsia="Calibri" w:hAnsi="Calibri"/>
+                <w:b w:val="false"/>
+                <w:bCs w:val="false"/>
+                <w:i w:val="false"/>
+                <w:iCs w:val="false"/>
+                <w:color w:val="444444"/>
+                <w:sz w:val="19"/>
+                <w:szCs w:val="19"/>
               </w:rPr>
               <w:t xml:space="preserve"/>
             </w:r>
@@ -3008,24 +3157,24 @@
           <w:tcPr>
             <w:tcW w:type="dxa" w:w="2000"/>
             <w:tcMar>
-              <w:top w:type="dxa" w:w="90"/>
-              <w:left w:type="dxa" w:w="120"/>
-              <w:bottom w:type="dxa" w:w="90"/>
-              <w:right w:type="dxa" w:w="120"/>
-            </w:tcMar>
-            <w:vAlign w:val="center"/>
-          </w:tcPr>
-          <w:p>
-            <w:r>
-              <w:rPr>
-                <w:rFonts w:ascii="Calibri" w:cs="Calibri" w:eastAsia="Calibri" w:hAnsi="Calibri"/>
-                <w:b w:val="false"/>
-                <w:bCs w:val="false"/>
-                <w:i w:val="false"/>
-                <w:iCs w:val="false"/>
-                <w:color w:val="444444"/>
-                <w:sz w:val="20"/>
-                <w:szCs w:val="20"/>
+              <w:top w:type="dxa" w:w="70"/>
+              <w:left w:type="dxa" w:w="110"/>
+              <w:bottom w:type="dxa" w:w="70"/>
+              <w:right w:type="dxa" w:w="110"/>
+            </w:tcMar>
+            <w:vAlign w:val="center"/>
+          </w:tcPr>
+          <w:p>
+            <w:r>
+              <w:rPr>
+                <w:rFonts w:ascii="Calibri" w:cs="Calibri" w:eastAsia="Calibri" w:hAnsi="Calibri"/>
+                <w:b w:val="false"/>
+                <w:bCs w:val="false"/>
+                <w:i w:val="false"/>
+                <w:iCs w:val="false"/>
+                <w:color w:val="444444"/>
+                <w:sz w:val="19"/>
+                <w:szCs w:val="19"/>
               </w:rPr>
               <w:t xml:space="preserve"/>
             </w:r>
@@ -3037,24 +3186,24 @@
           <w:tcPr>
             <w:tcW w:type="dxa" w:w="4200"/>
             <w:tcMar>
-              <w:top w:type="dxa" w:w="90"/>
-              <w:left w:type="dxa" w:w="120"/>
-              <w:bottom w:type="dxa" w:w="90"/>
-              <w:right w:type="dxa" w:w="120"/>
-            </w:tcMar>
-            <w:vAlign w:val="center"/>
-          </w:tcPr>
-          <w:p>
-            <w:r>
-              <w:rPr>
-                <w:rFonts w:ascii="Calibri" w:cs="Calibri" w:eastAsia="Calibri" w:hAnsi="Calibri"/>
-                <w:b w:val="false"/>
-                <w:bCs w:val="false"/>
-                <w:i w:val="false"/>
-                <w:iCs w:val="false"/>
-                <w:color w:val="444444"/>
-                <w:sz w:val="20"/>
-                <w:szCs w:val="20"/>
+              <w:top w:type="dxa" w:w="70"/>
+              <w:left w:type="dxa" w:w="110"/>
+              <w:bottom w:type="dxa" w:w="70"/>
+              <w:right w:type="dxa" w:w="110"/>
+            </w:tcMar>
+            <w:vAlign w:val="center"/>
+          </w:tcPr>
+          <w:p>
+            <w:r>
+              <w:rPr>
+                <w:rFonts w:ascii="Calibri" w:cs="Calibri" w:eastAsia="Calibri" w:hAnsi="Calibri"/>
+                <w:b w:val="false"/>
+                <w:bCs w:val="false"/>
+                <w:i w:val="false"/>
+                <w:iCs w:val="false"/>
+                <w:color w:val="444444"/>
+                <w:sz w:val="19"/>
+                <w:szCs w:val="19"/>
               </w:rPr>
               <w:t xml:space="preserve">Escrevi minhas respostas antes de falar</w:t>
             </w:r>
@@ -3064,24 +3213,24 @@
           <w:tcPr>
             <w:tcW w:type="dxa" w:w="3000"/>
             <w:tcMar>
-              <w:top w:type="dxa" w:w="90"/>
-              <w:left w:type="dxa" w:w="120"/>
-              <w:bottom w:type="dxa" w:w="90"/>
-              <w:right w:type="dxa" w:w="120"/>
-            </w:tcMar>
-            <w:vAlign w:val="center"/>
-          </w:tcPr>
-          <w:p>
-            <w:r>
-              <w:rPr>
-                <w:rFonts w:ascii="Calibri" w:cs="Calibri" w:eastAsia="Calibri" w:hAnsi="Calibri"/>
-                <w:b w:val="false"/>
-                <w:bCs w:val="false"/>
-                <w:i w:val="false"/>
-                <w:iCs w:val="false"/>
-                <w:color w:val="444444"/>
-                <w:sz w:val="20"/>
-                <w:szCs w:val="20"/>
+              <w:top w:type="dxa" w:w="70"/>
+              <w:left w:type="dxa" w:w="110"/>
+              <w:bottom w:type="dxa" w:w="70"/>
+              <w:right w:type="dxa" w:w="110"/>
+            </w:tcMar>
+            <w:vAlign w:val="center"/>
+          </w:tcPr>
+          <w:p>
+            <w:r>
+              <w:rPr>
+                <w:rFonts w:ascii="Calibri" w:cs="Calibri" w:eastAsia="Calibri" w:hAnsi="Calibri"/>
+                <w:b w:val="false"/>
+                <w:bCs w:val="false"/>
+                <w:i w:val="false"/>
+                <w:iCs w:val="false"/>
+                <w:color w:val="444444"/>
+                <w:sz w:val="19"/>
+                <w:szCs w:val="19"/>
               </w:rPr>
               <w:t xml:space="preserve"/>
             </w:r>
@@ -3091,24 +3240,24 @@
           <w:tcPr>
             <w:tcW w:type="dxa" w:w="2000"/>
             <w:tcMar>
-              <w:top w:type="dxa" w:w="90"/>
-              <w:left w:type="dxa" w:w="120"/>
-              <w:bottom w:type="dxa" w:w="90"/>
-              <w:right w:type="dxa" w:w="120"/>
-            </w:tcMar>
-            <w:vAlign w:val="center"/>
-          </w:tcPr>
-          <w:p>
-            <w:r>
-              <w:rPr>
-                <w:rFonts w:ascii="Calibri" w:cs="Calibri" w:eastAsia="Calibri" w:hAnsi="Calibri"/>
-                <w:b w:val="false"/>
-                <w:bCs w:val="false"/>
-                <w:i w:val="false"/>
-                <w:iCs w:val="false"/>
-                <w:color w:val="444444"/>
-                <w:sz w:val="20"/>
-                <w:szCs w:val="20"/>
+              <w:top w:type="dxa" w:w="70"/>
+              <w:left w:type="dxa" w:w="110"/>
+              <w:bottom w:type="dxa" w:w="70"/>
+              <w:right w:type="dxa" w:w="110"/>
+            </w:tcMar>
+            <w:vAlign w:val="center"/>
+          </w:tcPr>
+          <w:p>
+            <w:r>
+              <w:rPr>
+                <w:rFonts w:ascii="Calibri" w:cs="Calibri" w:eastAsia="Calibri" w:hAnsi="Calibri"/>
+                <w:b w:val="false"/>
+                <w:bCs w:val="false"/>
+                <w:i w:val="false"/>
+                <w:iCs w:val="false"/>
+                <w:color w:val="444444"/>
+                <w:sz w:val="19"/>
+                <w:szCs w:val="19"/>
               </w:rPr>
               <w:t xml:space="preserve"/>
             </w:r>
@@ -3120,24 +3269,24 @@
           <w:tcPr>
             <w:tcW w:type="dxa" w:w="4200"/>
             <w:tcMar>
-              <w:top w:type="dxa" w:w="90"/>
-              <w:left w:type="dxa" w:w="120"/>
-              <w:bottom w:type="dxa" w:w="90"/>
-              <w:right w:type="dxa" w:w="120"/>
-            </w:tcMar>
-            <w:vAlign w:val="center"/>
-          </w:tcPr>
-          <w:p>
-            <w:r>
-              <w:rPr>
-                <w:rFonts w:ascii="Calibri" w:cs="Calibri" w:eastAsia="Calibri" w:hAnsi="Calibri"/>
-                <w:b w:val="false"/>
-                <w:bCs w:val="false"/>
-                <w:i w:val="false"/>
-                <w:iCs w:val="false"/>
-                <w:color w:val="444444"/>
-                <w:sz w:val="20"/>
-                <w:szCs w:val="20"/>
+              <w:top w:type="dxa" w:w="70"/>
+              <w:left w:type="dxa" w:w="110"/>
+              <w:bottom w:type="dxa" w:w="70"/>
+              <w:right w:type="dxa" w:w="110"/>
+            </w:tcMar>
+            <w:vAlign w:val="center"/>
+          </w:tcPr>
+          <w:p>
+            <w:r>
+              <w:rPr>
+                <w:rFonts w:ascii="Calibri" w:cs="Calibri" w:eastAsia="Calibri" w:hAnsi="Calibri"/>
+                <w:b w:val="false"/>
+                <w:bCs w:val="false"/>
+                <w:i w:val="false"/>
+                <w:iCs w:val="false"/>
+                <w:color w:val="444444"/>
+                <w:sz w:val="19"/>
+                <w:szCs w:val="19"/>
               </w:rPr>
               <w:t xml:space="preserve">Apliquei a estrutura gramatical da etapa 5 corretamente</w:t>
             </w:r>
@@ -3147,24 +3296,24 @@
           <w:tcPr>
             <w:tcW w:type="dxa" w:w="3000"/>
             <w:tcMar>
-              <w:top w:type="dxa" w:w="90"/>
-              <w:left w:type="dxa" w:w="120"/>
-              <w:bottom w:type="dxa" w:w="90"/>
-              <w:right w:type="dxa" w:w="120"/>
-            </w:tcMar>
-            <w:vAlign w:val="center"/>
-          </w:tcPr>
-          <w:p>
-            <w:r>
-              <w:rPr>
-                <w:rFonts w:ascii="Calibri" w:cs="Calibri" w:eastAsia="Calibri" w:hAnsi="Calibri"/>
-                <w:b w:val="false"/>
-                <w:bCs w:val="false"/>
-                <w:i w:val="false"/>
-                <w:iCs w:val="false"/>
-                <w:color w:val="444444"/>
-                <w:sz w:val="20"/>
-                <w:szCs w:val="20"/>
+              <w:top w:type="dxa" w:w="70"/>
+              <w:left w:type="dxa" w:w="110"/>
+              <w:bottom w:type="dxa" w:w="70"/>
+              <w:right w:type="dxa" w:w="110"/>
+            </w:tcMar>
+            <w:vAlign w:val="center"/>
+          </w:tcPr>
+          <w:p>
+            <w:r>
+              <w:rPr>
+                <w:rFonts w:ascii="Calibri" w:cs="Calibri" w:eastAsia="Calibri" w:hAnsi="Calibri"/>
+                <w:b w:val="false"/>
+                <w:bCs w:val="false"/>
+                <w:i w:val="false"/>
+                <w:iCs w:val="false"/>
+                <w:color w:val="444444"/>
+                <w:sz w:val="19"/>
+                <w:szCs w:val="19"/>
               </w:rPr>
               <w:t xml:space="preserve"/>
             </w:r>
@@ -3174,24 +3323,24 @@
           <w:tcPr>
             <w:tcW w:type="dxa" w:w="2000"/>
             <w:tcMar>
-              <w:top w:type="dxa" w:w="90"/>
-              <w:left w:type="dxa" w:w="120"/>
-              <w:bottom w:type="dxa" w:w="90"/>
-              <w:right w:type="dxa" w:w="120"/>
-            </w:tcMar>
-            <w:vAlign w:val="center"/>
-          </w:tcPr>
-          <w:p>
-            <w:r>
-              <w:rPr>
-                <w:rFonts w:ascii="Calibri" w:cs="Calibri" w:eastAsia="Calibri" w:hAnsi="Calibri"/>
-                <w:b w:val="false"/>
-                <w:bCs w:val="false"/>
-                <w:i w:val="false"/>
-                <w:iCs w:val="false"/>
-                <w:color w:val="444444"/>
-                <w:sz w:val="20"/>
-                <w:szCs w:val="20"/>
+              <w:top w:type="dxa" w:w="70"/>
+              <w:left w:type="dxa" w:w="110"/>
+              <w:bottom w:type="dxa" w:w="70"/>
+              <w:right w:type="dxa" w:w="110"/>
+            </w:tcMar>
+            <w:vAlign w:val="center"/>
+          </w:tcPr>
+          <w:p>
+            <w:r>
+              <w:rPr>
+                <w:rFonts w:ascii="Calibri" w:cs="Calibri" w:eastAsia="Calibri" w:hAnsi="Calibri"/>
+                <w:b w:val="false"/>
+                <w:bCs w:val="false"/>
+                <w:i w:val="false"/>
+                <w:iCs w:val="false"/>
+                <w:color w:val="444444"/>
+                <w:sz w:val="19"/>
+                <w:szCs w:val="19"/>
               </w:rPr>
               <w:t xml:space="preserve"/>
             </w:r>
@@ -3203,24 +3352,24 @@
           <w:tcPr>
             <w:tcW w:type="dxa" w:w="4200"/>
             <w:tcMar>
-              <w:top w:type="dxa" w:w="90"/>
-              <w:left w:type="dxa" w:w="120"/>
-              <w:bottom w:type="dxa" w:w="90"/>
-              <w:right w:type="dxa" w:w="120"/>
-            </w:tcMar>
-            <w:vAlign w:val="center"/>
-          </w:tcPr>
-          <w:p>
-            <w:r>
-              <w:rPr>
-                <w:rFonts w:ascii="Calibri" w:cs="Calibri" w:eastAsia="Calibri" w:hAnsi="Calibri"/>
-                <w:b w:val="false"/>
-                <w:bCs w:val="false"/>
-                <w:i w:val="false"/>
-                <w:iCs w:val="false"/>
-                <w:color w:val="444444"/>
-                <w:sz w:val="20"/>
-                <w:szCs w:val="20"/>
+              <w:top w:type="dxa" w:w="70"/>
+              <w:left w:type="dxa" w:w="110"/>
+              <w:bottom w:type="dxa" w:w="70"/>
+              <w:right w:type="dxa" w:w="110"/>
+            </w:tcMar>
+            <w:vAlign w:val="center"/>
+          </w:tcPr>
+          <w:p>
+            <w:r>
+              <w:rPr>
+                <w:rFonts w:ascii="Calibri" w:cs="Calibri" w:eastAsia="Calibri" w:hAnsi="Calibri"/>
+                <w:b w:val="false"/>
+                <w:bCs w:val="false"/>
+                <w:i w:val="false"/>
+                <w:iCs w:val="false"/>
+                <w:color w:val="444444"/>
+                <w:sz w:val="19"/>
+                <w:szCs w:val="19"/>
               </w:rPr>
               <w:t xml:space="preserve">Sustentei minhas respostas por mais de 2 frases</w:t>
             </w:r>
@@ -3230,24 +3379,24 @@
           <w:tcPr>
             <w:tcW w:type="dxa" w:w="3000"/>
             <w:tcMar>
-              <w:top w:type="dxa" w:w="90"/>
-              <w:left w:type="dxa" w:w="120"/>
-              <w:bottom w:type="dxa" w:w="90"/>
-              <w:right w:type="dxa" w:w="120"/>
-            </w:tcMar>
-            <w:vAlign w:val="center"/>
-          </w:tcPr>
-          <w:p>
-            <w:r>
-              <w:rPr>
-                <w:rFonts w:ascii="Calibri" w:cs="Calibri" w:eastAsia="Calibri" w:hAnsi="Calibri"/>
-                <w:b w:val="false"/>
-                <w:bCs w:val="false"/>
-                <w:i w:val="false"/>
-                <w:iCs w:val="false"/>
-                <w:color w:val="444444"/>
-                <w:sz w:val="20"/>
-                <w:szCs w:val="20"/>
+              <w:top w:type="dxa" w:w="70"/>
+              <w:left w:type="dxa" w:w="110"/>
+              <w:bottom w:type="dxa" w:w="70"/>
+              <w:right w:type="dxa" w:w="110"/>
+            </w:tcMar>
+            <w:vAlign w:val="center"/>
+          </w:tcPr>
+          <w:p>
+            <w:r>
+              <w:rPr>
+                <w:rFonts w:ascii="Calibri" w:cs="Calibri" w:eastAsia="Calibri" w:hAnsi="Calibri"/>
+                <w:b w:val="false"/>
+                <w:bCs w:val="false"/>
+                <w:i w:val="false"/>
+                <w:iCs w:val="false"/>
+                <w:color w:val="444444"/>
+                <w:sz w:val="19"/>
+                <w:szCs w:val="19"/>
               </w:rPr>
               <w:t xml:space="preserve"/>
             </w:r>
@@ -3257,24 +3406,24 @@
           <w:tcPr>
             <w:tcW w:type="dxa" w:w="2000"/>
             <w:tcMar>
-              <w:top w:type="dxa" w:w="90"/>
-              <w:left w:type="dxa" w:w="120"/>
-              <w:bottom w:type="dxa" w:w="90"/>
-              <w:right w:type="dxa" w:w="120"/>
-            </w:tcMar>
-            <w:vAlign w:val="center"/>
-          </w:tcPr>
-          <w:p>
-            <w:r>
-              <w:rPr>
-                <w:rFonts w:ascii="Calibri" w:cs="Calibri" w:eastAsia="Calibri" w:hAnsi="Calibri"/>
-                <w:b w:val="false"/>
-                <w:bCs w:val="false"/>
-                <w:i w:val="false"/>
-                <w:iCs w:val="false"/>
-                <w:color w:val="444444"/>
-                <w:sz w:val="20"/>
-                <w:szCs w:val="20"/>
+              <w:top w:type="dxa" w:w="70"/>
+              <w:left w:type="dxa" w:w="110"/>
+              <w:bottom w:type="dxa" w:w="70"/>
+              <w:right w:type="dxa" w:w="110"/>
+            </w:tcMar>
+            <w:vAlign w:val="center"/>
+          </w:tcPr>
+          <w:p>
+            <w:r>
+              <w:rPr>
+                <w:rFonts w:ascii="Calibri" w:cs="Calibri" w:eastAsia="Calibri" w:hAnsi="Calibri"/>
+                <w:b w:val="false"/>
+                <w:bCs w:val="false"/>
+                <w:i w:val="false"/>
+                <w:iCs w:val="false"/>
+                <w:color w:val="444444"/>
+                <w:sz w:val="19"/>
+                <w:szCs w:val="19"/>
               </w:rPr>
               <w:t xml:space="preserve"/>
             </w:r>
@@ -3286,24 +3435,24 @@
           <w:tcPr>
             <w:tcW w:type="dxa" w:w="4200"/>
             <w:tcMar>
-              <w:top w:type="dxa" w:w="90"/>
-              <w:left w:type="dxa" w:w="120"/>
-              <w:bottom w:type="dxa" w:w="90"/>
-              <w:right w:type="dxa" w:w="120"/>
-            </w:tcMar>
-            <w:vAlign w:val="center"/>
-          </w:tcPr>
-          <w:p>
-            <w:r>
-              <w:rPr>
-                <w:rFonts w:ascii="Calibri" w:cs="Calibri" w:eastAsia="Calibri" w:hAnsi="Calibri"/>
-                <w:b w:val="false"/>
-                <w:bCs w:val="false"/>
-                <w:i w:val="false"/>
-                <w:iCs w:val="false"/>
-                <w:color w:val="444444"/>
-                <w:sz w:val="20"/>
-                <w:szCs w:val="20"/>
+              <w:top w:type="dxa" w:w="70"/>
+              <w:left w:type="dxa" w:w="110"/>
+              <w:bottom w:type="dxa" w:w="70"/>
+              <w:right w:type="dxa" w:w="110"/>
+            </w:tcMar>
+            <w:vAlign w:val="center"/>
+          </w:tcPr>
+          <w:p>
+            <w:r>
+              <w:rPr>
+                <w:rFonts w:ascii="Calibri" w:cs="Calibri" w:eastAsia="Calibri" w:hAnsi="Calibri"/>
+                <w:b w:val="false"/>
+                <w:bCs w:val="false"/>
+                <w:i w:val="false"/>
+                <w:iCs w:val="false"/>
+                <w:color w:val="444444"/>
+                <w:sz w:val="19"/>
+                <w:szCs w:val="19"/>
               </w:rPr>
               <w:t xml:space="preserve">Me senti confiante ao falar sobre este tema</w:t>
             </w:r>
@@ -3313,24 +3462,24 @@
           <w:tcPr>
             <w:tcW w:type="dxa" w:w="3000"/>
             <w:tcMar>
-              <w:top w:type="dxa" w:w="90"/>
-              <w:left w:type="dxa" w:w="120"/>
-              <w:bottom w:type="dxa" w:w="90"/>
-              <w:right w:type="dxa" w:w="120"/>
-            </w:tcMar>
-            <w:vAlign w:val="center"/>
-          </w:tcPr>
-          <w:p>
-            <w:r>
-              <w:rPr>
-                <w:rFonts w:ascii="Calibri" w:cs="Calibri" w:eastAsia="Calibri" w:hAnsi="Calibri"/>
-                <w:b w:val="false"/>
-                <w:bCs w:val="false"/>
-                <w:i w:val="false"/>
-                <w:iCs w:val="false"/>
-                <w:color w:val="444444"/>
-                <w:sz w:val="20"/>
-                <w:szCs w:val="20"/>
+              <w:top w:type="dxa" w:w="70"/>
+              <w:left w:type="dxa" w:w="110"/>
+              <w:bottom w:type="dxa" w:w="70"/>
+              <w:right w:type="dxa" w:w="110"/>
+            </w:tcMar>
+            <w:vAlign w:val="center"/>
+          </w:tcPr>
+          <w:p>
+            <w:r>
+              <w:rPr>
+                <w:rFonts w:ascii="Calibri" w:cs="Calibri" w:eastAsia="Calibri" w:hAnsi="Calibri"/>
+                <w:b w:val="false"/>
+                <w:bCs w:val="false"/>
+                <w:i w:val="false"/>
+                <w:iCs w:val="false"/>
+                <w:color w:val="444444"/>
+                <w:sz w:val="19"/>
+                <w:szCs w:val="19"/>
               </w:rPr>
               <w:t xml:space="preserve"/>
             </w:r>
@@ -3340,24 +3489,24 @@
           <w:tcPr>
             <w:tcW w:type="dxa" w:w="2000"/>
             <w:tcMar>
-              <w:top w:type="dxa" w:w="90"/>
-              <w:left w:type="dxa" w:w="120"/>
-              <w:bottom w:type="dxa" w:w="90"/>
-              <w:right w:type="dxa" w:w="120"/>
-            </w:tcMar>
-            <w:vAlign w:val="center"/>
-          </w:tcPr>
-          <w:p>
-            <w:r>
-              <w:rPr>
-                <w:rFonts w:ascii="Calibri" w:cs="Calibri" w:eastAsia="Calibri" w:hAnsi="Calibri"/>
-                <w:b w:val="false"/>
-                <w:bCs w:val="false"/>
-                <w:i w:val="false"/>
-                <w:iCs w:val="false"/>
-                <w:color w:val="444444"/>
-                <w:sz w:val="20"/>
-                <w:szCs w:val="20"/>
+              <w:top w:type="dxa" w:w="70"/>
+              <w:left w:type="dxa" w:w="110"/>
+              <w:bottom w:type="dxa" w:w="70"/>
+              <w:right w:type="dxa" w:w="110"/>
+            </w:tcMar>
+            <w:vAlign w:val="center"/>
+          </w:tcPr>
+          <w:p>
+            <w:r>
+              <w:rPr>
+                <w:rFonts w:ascii="Calibri" w:cs="Calibri" w:eastAsia="Calibri" w:hAnsi="Calibri"/>
+                <w:b w:val="false"/>
+                <w:bCs w:val="false"/>
+                <w:i w:val="false"/>
+                <w:iCs w:val="false"/>
+                <w:color w:val="444444"/>
+                <w:sz w:val="19"/>
+                <w:szCs w:val="19"/>
               </w:rPr>
               <w:t xml:space="preserve"/>
             </w:r>
@@ -3367,7 +3516,7 @@
     </w:tbl>
     <w:p>
       <w:pPr>
-        <w:spacing w:after="160" w:line="300"/>
+        <w:spacing w:after="120" w:line="276"/>
       </w:pPr>
       <w:r>
         <w:rPr>
@@ -3377,8 +3526,8 @@
           <w:i w:val="false"/>
           <w:iCs w:val="false"/>
           <w:color w:val="444444"/>
-          <w:sz w:val="22"/>
-          <w:szCs w:val="22"/>
+          <w:sz w:val="21"/>
+          <w:szCs w:val="21"/>
         </w:rPr>
         <w:t xml:space="preserve">O que travou mais nesta conversa? O que você quer treinar de novo antes de seguir para o próximo tema?</w:t>
       </w:r>
@@ -3388,12 +3537,12 @@
         <w:pBdr>
           <w:bottom w:val="single" w:color="C9D6E3" w:sz="4" w:space="4"/>
         </w:pBdr>
-        <w:spacing w:after="220"/>
-      </w:pPr>
-      <w:r>
-        <w:rPr>
-          <w:sz w:val="22"/>
-          <w:szCs w:val="22"/>
+        <w:spacing w:after="160"/>
+      </w:pPr>
+      <w:r>
+        <w:rPr>
+          <w:sz w:val="21"/>
+          <w:szCs w:val="21"/>
         </w:rPr>
         <w:t xml:space="preserve"> </w:t>
       </w:r>
@@ -3403,34 +3552,19 @@
         <w:pBdr>
           <w:bottom w:val="single" w:color="C9D6E3" w:sz="4" w:space="4"/>
         </w:pBdr>
-        <w:spacing w:after="220"/>
-      </w:pPr>
-      <w:r>
-        <w:rPr>
-          <w:sz w:val="22"/>
-          <w:szCs w:val="22"/>
+        <w:spacing w:after="160"/>
+      </w:pPr>
+      <w:r>
+        <w:rPr>
+          <w:sz w:val="21"/>
+          <w:szCs w:val="21"/>
         </w:rPr>
         <w:t xml:space="preserve"> </w:t>
       </w:r>
     </w:p>
     <w:p>
       <w:pPr>
-        <w:pBdr>
-          <w:bottom w:val="single" w:color="C9D6E3" w:sz="4" w:space="4"/>
-        </w:pBdr>
-        <w:spacing w:after="220"/>
-      </w:pPr>
-      <w:r>
-        <w:rPr>
-          <w:sz w:val="22"/>
-          <w:szCs w:val="22"/>
-        </w:rPr>
-        <w:t xml:space="preserve"> </w:t>
-      </w:r>
-    </w:p>
-    <w:p>
-      <w:pPr>
-        <w:spacing w:before="300"/>
+        <w:spacing w:before="220"/>
         <w:jc w:val="center"/>
       </w:pPr>
       <w:r>
@@ -3439,8 +3573,8 @@
           <w:b/>
           <w:bCs/>
           <w:color w:val="1B3B57"/>
-          <w:sz w:val="21"/>
-          <w:szCs w:val="21"/>
+          <w:sz w:val="20"/>
+          <w:szCs w:val="20"/>
         </w:rPr>
         <w:t xml:space="preserve">Marque este tema como concluído no seu Painel de Evolução e siga para o Tema 96.</w:t>
       </w:r>
@@ -3449,7 +3583,7 @@
       <w:headerReference w:type="default" r:id="rId7"/>
       <w:footerReference w:type="default" r:id="rId8"/>
       <w:pgSz w:w="11906" w:h="16838" w:orient="portrait"/>
-      <w:pgMar w:top="1000" w:right="1100" w:bottom="1000" w:left="1100" w:header="708" w:footer="708" w:gutter="0"/>
+      <w:pgMar w:top="800" w:right="1000" w:bottom="800" w:left="1000" w:header="708" w:footer="708" w:gutter="0"/>
       <w:pgNumType/>
       <w:docGrid w:linePitch="360"/>
     </w:sectPr>
@@ -3511,7 +3645,7 @@
         <w:sz w:val="16"/>
         <w:szCs w:val="16"/>
       </w:rPr>
-      <w:t xml:space="preserve">Bloco 12 — Vida Social e Atualidades   |   Página </w:t>
+      <w:t xml:space="preserve">Bloco 12 · Vida Social e Atualidades   |   Página </w:t>
     </w:r>
     <w:r>
       <w:rPr>
@@ -3579,7 +3713,7 @@
         <w:sz w:val="16"/>
         <w:szCs w:val="16"/>
       </w:rPr>
-      <w:t xml:space="preserve">English Speaking Practice — Nação Fluente</w:t>
+      <w:t xml:space="preserve">English Speaking Practice · Nação Fluente</w:t>
     </w:r>
   </w:p>
 </w:hdr>

--- a/ebook/output/Tema-95-giving-your-opinion-on-social.docx
+++ b/ebook/output/Tema-95-giving-your-opinion-on-social.docx
@@ -3713,7 +3713,7 @@
         <w:sz w:val="16"/>
         <w:szCs w:val="16"/>
       </w:rPr>
-      <w:t xml:space="preserve">English Speaking Practice · Nação Fluente</w:t>
+      <w:t xml:space="preserve">English Speaking Practice</w:t>
     </w:r>
   </w:p>
 </w:hdr>

--- a/ebook/output/Tema-95-giving-your-opinion-on-social.docx
+++ b/ebook/output/Tema-95-giving-your-opinion-on-social.docx
@@ -1345,6 +1345,24 @@
     </w:tbl>
     <w:p>
       <w:pPr>
+        <w:spacing w:after="120" w:line="276"/>
+      </w:pPr>
+      <w:r>
+        <w:rPr>
+          <w:rFonts w:ascii="Calibri" w:cs="Calibri" w:eastAsia="Calibri" w:hAnsi="Calibri"/>
+          <w:b w:val="false"/>
+          <w:bCs w:val="false"/>
+          <w:i/>
+          <w:iCs/>
+          <w:color w:val="444444"/>
+          <w:sz w:val="21"/>
+          <w:szCs w:val="21"/>
+        </w:rPr>
+        <w:t xml:space="preserve">Áudio com a pronúncia de cada palavra e seu exemplo (arquivo para download na plataforma: audio/tema-95-opinion-on-social-issues-vocabulario.mp3). Ouça e repita em voz alta.</w:t>
+      </w:r>
+    </w:p>
+    <w:p>
+      <w:pPr>
         <w:shd w:fill="178A6D" w:val="clear"/>
         <w:spacing w:after="110" w:before="340"/>
       </w:pPr>
@@ -1540,6 +1558,24 @@
           <w:szCs w:val="21"/>
         </w:rPr>
         <w:t xml:space="preserve">It's also fine to admit when neutrality doesn't feel honest: "I don't think I can stay neutral on this one" is a respected, direct way to signal you have a real position, without necessarily starting a confrontation.</w:t>
+      </w:r>
+    </w:p>
+    <w:p>
+      <w:pPr>
+        <w:spacing w:after="120" w:line="276"/>
+      </w:pPr>
+      <w:r>
+        <w:rPr>
+          <w:rFonts w:ascii="Calibri" w:cs="Calibri" w:eastAsia="Calibri" w:hAnsi="Calibri"/>
+          <w:b w:val="false"/>
+          <w:bCs w:val="false"/>
+          <w:i/>
+          <w:iCs/>
+          <w:color w:val="444444"/>
+          <w:sz w:val="21"/>
+          <w:szCs w:val="21"/>
+        </w:rPr>
+        <w:t xml:space="preserve">Áudio com a narração deste texto (arquivo para download na plataforma: audio/tema-95-opinion-on-social-issues-leitura.mp3). Ouça acompanhando a leitura, depois sem olhar para o texto.</w:t>
       </w:r>
     </w:p>
     <w:p>
@@ -2684,6 +2720,24 @@
           <w:szCs w:val="20"/>
         </w:rPr>
         <w:t xml:space="preserve">"I try to stay open, but...", para equilibrar convicção e abertura.</w:t>
+      </w:r>
+    </w:p>
+    <w:p>
+      <w:pPr>
+        <w:spacing w:after="120" w:line="276"/>
+      </w:pPr>
+      <w:r>
+        <w:rPr>
+          <w:rFonts w:ascii="Calibri" w:cs="Calibri" w:eastAsia="Calibri" w:hAnsi="Calibri"/>
+          <w:b w:val="false"/>
+          <w:bCs w:val="false"/>
+          <w:i/>
+          <w:iCs/>
+          <w:color w:val="444444"/>
+          <w:sz w:val="21"/>
+          <w:szCs w:val="21"/>
+        </w:rPr>
+        <w:t xml:space="preserve">Áudio com a pronúncia de cada expressão (arquivo para download na plataforma: audio/tema-95-opinion-on-social-issues-expressoes.mp3).</w:t>
       </w:r>
     </w:p>
     <w:p>

--- a/ebook/output/Tema-95-giving-your-opinion-on-social.docx
+++ b/ebook/output/Tema-95-giving-your-opinion-on-social.docx
@@ -1358,8 +1358,27 @@
           <w:sz w:val="21"/>
           <w:szCs w:val="21"/>
         </w:rPr>
-        <w:t xml:space="preserve">Áudio com a pronúncia de cada palavra e seu exemplo (arquivo para download na plataforma: audio/tema-95-opinion-on-social-issues-vocabulario.mp3). Ouça e repita em voz alta.</w:t>
-      </w:r>
+        <w:t xml:space="preserve">Áudio com a pronúncia de cada palavra e seu exemplo. Clique no link abaixo para ouvir e repita em voz alta.</w:t>
+      </w:r>
+    </w:p>
+    <w:p>
+      <w:pPr>
+        <w:spacing w:after="140" w:before="20"/>
+      </w:pPr>
+      <w:hyperlink w:history="1" r:id="rIdioeljgmls8xwuo0quy-bz">
+        <w:r>
+          <w:rPr>
+            <w:rFonts w:ascii="Calibri" w:cs="Calibri" w:eastAsia="Calibri" w:hAnsi="Calibri"/>
+            <w:b/>
+            <w:bCs/>
+            <w:color w:val="1B3B57"/>
+            <w:sz w:val="20"/>
+            <w:szCs w:val="20"/>
+            <w:u w:val="single"/>
+          </w:rPr>
+          <w:t xml:space="preserve">▶ Ouvir o vocabulário deste tema</w:t>
+        </w:r>
+      </w:hyperlink>
     </w:p>
     <w:p>
       <w:pPr>
@@ -1575,8 +1594,27 @@
           <w:sz w:val="21"/>
           <w:szCs w:val="21"/>
         </w:rPr>
-        <w:t xml:space="preserve">Áudio com a narração deste texto (arquivo para download na plataforma: audio/tema-95-opinion-on-social-issues-leitura.mp3). Ouça acompanhando a leitura, depois sem olhar para o texto.</w:t>
-      </w:r>
+        <w:t xml:space="preserve">Áudio com a narração deste texto. Ouça acompanhando a leitura, depois sem olhar para o texto.</w:t>
+      </w:r>
+    </w:p>
+    <w:p>
+      <w:pPr>
+        <w:spacing w:after="140" w:before="20"/>
+      </w:pPr>
+      <w:hyperlink w:history="1" r:id="rIdanmufml19nyst_4imkzxw">
+        <w:r>
+          <w:rPr>
+            <w:rFonts w:ascii="Calibri" w:cs="Calibri" w:eastAsia="Calibri" w:hAnsi="Calibri"/>
+            <w:b/>
+            <w:bCs/>
+            <w:color w:val="1B3B57"/>
+            <w:sz w:val="20"/>
+            <w:szCs w:val="20"/>
+            <w:u w:val="single"/>
+          </w:rPr>
+          <w:t xml:space="preserve">▶ Ouvir a leitura deste tema</w:t>
+        </w:r>
+      </w:hyperlink>
     </w:p>
     <w:p>
       <w:pPr>
@@ -1633,8 +1671,27 @@
           <w:sz w:val="21"/>
           <w:szCs w:val="21"/>
         </w:rPr>
-        <w:t xml:space="preserve">Ouça o áudio deste tema (arquivo disponível para download na plataforma: audio/tema-95-opinion-on-social-issues.mp3) com o roteiro abaixo. Primeiro sem ler, depois acompanhando o texto.</w:t>
-      </w:r>
+        <w:t xml:space="preserve">Ouça o áudio deste tema com o roteiro abaixo. Primeiro sem ler, depois acompanhando o texto.</w:t>
+      </w:r>
+    </w:p>
+    <w:p>
+      <w:pPr>
+        <w:spacing w:after="140" w:before="20"/>
+      </w:pPr>
+      <w:hyperlink w:history="1" r:id="rId-ch7p3xtyopxihhsaqdq9">
+        <w:r>
+          <w:rPr>
+            <w:rFonts w:ascii="Calibri" w:cs="Calibri" w:eastAsia="Calibri" w:hAnsi="Calibri"/>
+            <w:b/>
+            <w:bCs/>
+            <w:color w:val="1B3B57"/>
+            <w:sz w:val="20"/>
+            <w:szCs w:val="20"/>
+            <w:u w:val="single"/>
+          </w:rPr>
+          <w:t xml:space="preserve">▶ Ouvir o diálogo deste tema</w:t>
+        </w:r>
+      </w:hyperlink>
     </w:p>
     <w:tbl>
       <w:tblPr>
@@ -2737,8 +2794,27 @@
           <w:sz w:val="21"/>
           <w:szCs w:val="21"/>
         </w:rPr>
-        <w:t xml:space="preserve">Áudio com a pronúncia de cada expressão (arquivo para download na plataforma: audio/tema-95-opinion-on-social-issues-expressoes.mp3).</w:t>
-      </w:r>
+        <w:t xml:space="preserve">Áudio com a pronúncia de cada expressão.</w:t>
+      </w:r>
+    </w:p>
+    <w:p>
+      <w:pPr>
+        <w:spacing w:after="140" w:before="20"/>
+      </w:pPr>
+      <w:hyperlink w:history="1" r:id="rIdsw-w4ey5kbnpog9t7rttl">
+        <w:r>
+          <w:rPr>
+            <w:rFonts w:ascii="Calibri" w:cs="Calibri" w:eastAsia="Calibri" w:hAnsi="Calibri"/>
+            <w:b/>
+            <w:bCs/>
+            <w:color w:val="1B3B57"/>
+            <w:sz w:val="20"/>
+            <w:szCs w:val="20"/>
+            <w:u w:val="single"/>
+          </w:rPr>
+          <w:t xml:space="preserve">▶ Ouvir as expressões deste tema</w:t>
+        </w:r>
+      </w:hyperlink>
     </w:p>
     <w:p>
       <w:pPr>
